--- a/Decision_Tree Report.docx
+++ b/Decision_Tree Report.docx
@@ -20,29 +20,8 @@
           <w:bCs/>
           <w:sz w:val="40"/>
           <w:szCs w:val="40"/>
-          <w:lang/>
-        </w:rPr>
-        <w:t>An in-depth guide to</w:t>
-      </w:r>
-      <w:r>
-        <w:rPr>
-          <w:rFonts w:ascii="Aptos" w:hAnsi="Aptos" w:cstheme="minorHAnsi"/>
-          <w:b/>
-          <w:bCs/>
-          <w:sz w:val="40"/>
-          <w:szCs w:val="40"/>
-        </w:rPr>
-        <w:t xml:space="preserve"> </w:t>
-      </w:r>
-      <w:r>
-        <w:rPr>
-          <w:rFonts w:ascii="Aptos" w:hAnsi="Aptos" w:cstheme="minorHAnsi"/>
-          <w:b/>
-          <w:bCs/>
-          <w:sz w:val="40"/>
-          <w:szCs w:val="40"/>
-        </w:rPr>
-        <w:t>Decision Trees</w:t>
+        </w:rPr>
+        <w:t>An in-depth guide to Decision Trees</w:t>
       </w:r>
     </w:p>
     <w:p/>
@@ -67,18 +46,7 @@
           <w:sz w:val="40"/>
           <w:szCs w:val="40"/>
         </w:rPr>
-        <w:t>1. Introduction to Decision Trees</w:t>
-      </w:r>
-      <w:r>
-        <w:rPr>
-          <w:rFonts w:ascii="Aptos" w:hAnsi="Aptos" w:cstheme="minorHAnsi"/>
-          <w:b/>
-          <w:bCs/>
-          <w:color w:val="auto"/>
-          <w:sz w:val="40"/>
-          <w:szCs w:val="40"/>
-        </w:rPr>
-        <w:t>:</w:t>
+        <w:t>1. Introduction to Decision Trees:</w:t>
       </w:r>
     </w:p>
     <w:p>
@@ -385,9 +353,9 @@
           <w:numId w:val="22"/>
         </w:numPr>
         <w:rPr>
-          <w:rFonts w:ascii="Aptos" w:hAnsi="Aptos"/>
-          <w:sz w:val="24"/>
-          <w:szCs w:val="24"/>
+          <w:rStyle w:val="Emphasis"/>
+          <w:b/>
+          <w:bCs/>
         </w:rPr>
       </w:pPr>
       <w:r>
@@ -407,6 +375,17 @@
           <w:szCs w:val="24"/>
         </w:rPr>
         <w:t>: Without constraints, Decision Trees can become overly complex, leading to poor generalization on unseen data.</w:t>
+      </w:r>
+      <w:r>
+        <w:t xml:space="preserve"> </w:t>
+      </w:r>
+      <w:r>
+        <w:rPr>
+          <w:rStyle w:val="Emphasis"/>
+          <w:b/>
+          <w:bCs/>
+        </w:rPr>
+        <w:t>(Hastie, Tibshirani, &amp; Friedman, 2009).</w:t>
       </w:r>
     </w:p>
     <w:p>
@@ -439,6 +418,17 @@
         </w:rPr>
         <w:t>: Features with more splits or higher variance may dominate decisions.</w:t>
       </w:r>
+      <w:r>
+        <w:t xml:space="preserve"> </w:t>
+      </w:r>
+      <w:r>
+        <w:rPr>
+          <w:rStyle w:val="Emphasis"/>
+          <w:b/>
+          <w:bCs/>
+        </w:rPr>
+        <w:t>(Breiman et al., 1984)</w:t>
+      </w:r>
     </w:p>
     <w:p>
       <w:pPr>
@@ -617,9 +607,9 @@
           <w:numId w:val="24"/>
         </w:numPr>
         <w:rPr>
-          <w:rFonts w:ascii="Aptos" w:hAnsi="Aptos"/>
-          <w:sz w:val="24"/>
-          <w:szCs w:val="24"/>
+          <w:rStyle w:val="Emphasis"/>
+          <w:b/>
+          <w:bCs/>
         </w:rPr>
       </w:pPr>
       <w:r>
@@ -639,6 +629,17 @@
           <w:szCs w:val="24"/>
         </w:rPr>
         <w:t>: An alternative impurity measure based on information theory.</w:t>
+      </w:r>
+      <w:r>
+        <w:t xml:space="preserve"> </w:t>
+      </w:r>
+      <w:r>
+        <w:rPr>
+          <w:rStyle w:val="Emphasis"/>
+          <w:b/>
+          <w:bCs/>
+        </w:rPr>
+        <w:t>(Hastie, Tibshirani, &amp; Friedman, 2009)</w:t>
       </w:r>
     </w:p>
     <w:p>
@@ -765,25 +766,7 @@
           <w:sz w:val="24"/>
           <w:szCs w:val="24"/>
         </w:rPr>
-        <w:t xml:space="preserve"> divided into three classes: </w:t>
-      </w:r>
-      <w:proofErr w:type="spellStart"/>
-      <w:r>
-        <w:rPr>
-          <w:rFonts w:ascii="Aptos" w:hAnsi="Aptos"/>
-          <w:sz w:val="24"/>
-          <w:szCs w:val="24"/>
-        </w:rPr>
-        <w:t>Setosa</w:t>
-      </w:r>
-      <w:proofErr w:type="spellEnd"/>
-      <w:r>
-        <w:rPr>
-          <w:rFonts w:ascii="Aptos" w:hAnsi="Aptos"/>
-          <w:sz w:val="24"/>
-          <w:szCs w:val="24"/>
-        </w:rPr>
-        <w:t>, Versicolor, and Virginica.</w:t>
+        <w:t xml:space="preserve"> divided into three classes: Setosa, Versicolor, and Virginica.</w:t>
       </w:r>
     </w:p>
     <w:p>
@@ -992,14 +975,36 @@
     <w:p>
       <w:pPr>
         <w:rPr>
-          <w:rFonts w:ascii="Aptos" w:hAnsi="Aptos"/>
-          <w:sz w:val="24"/>
-          <w:szCs w:val="24"/>
-        </w:rPr>
-      </w:pPr>
-      <w:r>
-        <w:rPr>
-          <w:rFonts w:ascii="Aptos" w:hAnsi="Aptos"/>
+          <w:rStyle w:val="IntenseEmphasis"/>
+          <w:b/>
+          <w:bCs/>
+          <w:u w:val="single"/>
+        </w:rPr>
+      </w:pPr>
+      <w:hyperlink r:id="rId5" w:history="1">
+        <w:r>
+          <w:rPr>
+            <w:rStyle w:val="IntenseEmphasis"/>
+            <w:b/>
+            <w:bCs/>
+            <w:u w:val="single"/>
+          </w:rPr>
+          <w:t>Refer to the UCI Machine Learning Repository for more details</w:t>
+        </w:r>
+      </w:hyperlink>
+    </w:p>
+    <w:p>
+      <w:pPr>
+        <w:rPr>
+          <w:rFonts w:ascii="Aptos" w:hAnsi="Aptos"/>
+          <w:sz w:val="24"/>
+          <w:szCs w:val="24"/>
+        </w:rPr>
+      </w:pPr>
+      <w:r>
+        <w:rPr>
+          <w:rFonts w:ascii="Aptos" w:hAnsi="Aptos"/>
+          <w:noProof/>
           <w:sz w:val="24"/>
           <w:szCs w:val="24"/>
         </w:rPr>
@@ -1020,7 +1025,7 @@
                     <pic:cNvPicPr/>
                   </pic:nvPicPr>
                   <pic:blipFill>
-                    <a:blip r:embed="rId5"/>
+                    <a:blip r:embed="rId6"/>
                     <a:stretch>
                       <a:fillRect/>
                     </a:stretch>
@@ -1052,6 +1057,7 @@
       <w:r>
         <w:rPr>
           <w:rFonts w:ascii="Aptos" w:hAnsi="Aptos"/>
+          <w:noProof/>
           <w:sz w:val="24"/>
           <w:szCs w:val="24"/>
         </w:rPr>
@@ -1071,7 +1077,7 @@
                     <pic:cNvPicPr/>
                   </pic:nvPicPr>
                   <pic:blipFill>
-                    <a:blip r:embed="rId6"/>
+                    <a:blip r:embed="rId7"/>
                     <a:stretch>
                       <a:fillRect/>
                     </a:stretch>
@@ -1114,60 +1120,6 @@
       <w:pPr>
         <w:rPr>
           <w:rFonts w:ascii="Aptos" w:hAnsi="Aptos"/>
-          <w:sz w:val="24"/>
-          <w:szCs w:val="24"/>
-        </w:rPr>
-      </w:pPr>
-    </w:p>
-    <w:p>
-      <w:pPr>
-        <w:rPr>
-          <w:rFonts w:ascii="Aptos" w:hAnsi="Aptos"/>
-          <w:sz w:val="24"/>
-          <w:szCs w:val="24"/>
-        </w:rPr>
-      </w:pPr>
-    </w:p>
-    <w:p>
-      <w:pPr>
-        <w:rPr>
-          <w:rFonts w:ascii="Aptos" w:hAnsi="Aptos"/>
-          <w:sz w:val="24"/>
-          <w:szCs w:val="24"/>
-        </w:rPr>
-      </w:pPr>
-    </w:p>
-    <w:p>
-      <w:pPr>
-        <w:rPr>
-          <w:rFonts w:ascii="Aptos" w:hAnsi="Aptos"/>
-          <w:sz w:val="24"/>
-          <w:szCs w:val="24"/>
-        </w:rPr>
-      </w:pPr>
-    </w:p>
-    <w:p>
-      <w:pPr>
-        <w:rPr>
-          <w:rFonts w:ascii="Aptos" w:hAnsi="Aptos"/>
-          <w:sz w:val="24"/>
-          <w:szCs w:val="24"/>
-        </w:rPr>
-      </w:pPr>
-    </w:p>
-    <w:p>
-      <w:pPr>
-        <w:rPr>
-          <w:rFonts w:ascii="Aptos" w:hAnsi="Aptos"/>
-          <w:sz w:val="24"/>
-          <w:szCs w:val="24"/>
-        </w:rPr>
-      </w:pPr>
-    </w:p>
-    <w:p>
-      <w:pPr>
-        <w:rPr>
-          <w:rFonts w:ascii="Aptos" w:hAnsi="Aptos"/>
           <w:b/>
           <w:bCs/>
           <w:sz w:val="40"/>
@@ -1182,7 +1134,6 @@
           <w:sz w:val="40"/>
           <w:szCs w:val="40"/>
         </w:rPr>
-        <w:lastRenderedPageBreak/>
         <w:t>3. Data Preparation</w:t>
       </w:r>
       <w:r>
@@ -1293,25 +1244,7 @@
           <w:sz w:val="24"/>
           <w:szCs w:val="24"/>
         </w:rPr>
-        <w:t xml:space="preserve">: Using a fixed </w:t>
-      </w:r>
-      <w:proofErr w:type="spellStart"/>
-      <w:r>
-        <w:rPr>
-          <w:rFonts w:ascii="Aptos" w:hAnsi="Aptos"/>
-          <w:sz w:val="24"/>
-          <w:szCs w:val="24"/>
-        </w:rPr>
-        <w:t>random_state</w:t>
-      </w:r>
-      <w:proofErr w:type="spellEnd"/>
-      <w:r>
-        <w:rPr>
-          <w:rFonts w:ascii="Aptos" w:hAnsi="Aptos"/>
-          <w:sz w:val="24"/>
-          <w:szCs w:val="24"/>
-        </w:rPr>
-        <w:t xml:space="preserve"> ensures reproducibility.</w:t>
+        <w:t>: Using a fixed random_state ensures reproducibility.</w:t>
       </w:r>
     </w:p>
     <w:p>
@@ -1334,6 +1267,7 @@
           <w:sz w:val="24"/>
           <w:szCs w:val="24"/>
         </w:rPr>
+        <w:lastRenderedPageBreak/>
         <w:t>Balanced Evaluation</w:t>
       </w:r>
       <w:r>
@@ -1394,27 +1328,7 @@
           <w:sz w:val="24"/>
           <w:szCs w:val="24"/>
         </w:rPr>
-        <w:t xml:space="preserve">: The dataset is loaded using </w:t>
-      </w:r>
-      <w:proofErr w:type="spellStart"/>
-      <w:proofErr w:type="gramStart"/>
-      <w:r>
-        <w:rPr>
-          <w:rFonts w:ascii="Aptos" w:hAnsi="Aptos"/>
-          <w:sz w:val="24"/>
-          <w:szCs w:val="24"/>
-        </w:rPr>
-        <w:t>sklearn.datasets</w:t>
-      </w:r>
-      <w:proofErr w:type="spellEnd"/>
-      <w:proofErr w:type="gramEnd"/>
-      <w:r>
-        <w:rPr>
-          <w:rFonts w:ascii="Aptos" w:hAnsi="Aptos"/>
-          <w:sz w:val="24"/>
-          <w:szCs w:val="24"/>
-        </w:rPr>
-        <w:t>.</w:t>
+        <w:t>: The dataset is loaded using sklearn.datasets.</w:t>
       </w:r>
     </w:p>
     <w:p>
@@ -1445,25 +1359,7 @@
           <w:sz w:val="24"/>
           <w:szCs w:val="24"/>
         </w:rPr>
-        <w:t xml:space="preserve">: Using </w:t>
-      </w:r>
-      <w:proofErr w:type="spellStart"/>
-      <w:r>
-        <w:rPr>
-          <w:rFonts w:ascii="Aptos" w:hAnsi="Aptos"/>
-          <w:sz w:val="24"/>
-          <w:szCs w:val="24"/>
-        </w:rPr>
-        <w:t>train_test_split</w:t>
-      </w:r>
-      <w:proofErr w:type="spellEnd"/>
-      <w:r>
-        <w:rPr>
-          <w:rFonts w:ascii="Aptos" w:hAnsi="Aptos"/>
-          <w:sz w:val="24"/>
-          <w:szCs w:val="24"/>
-        </w:rPr>
-        <w:t>, the data is divided into 70% for training and 30% for testing.</w:t>
+        <w:t>: Using train_test_split, the data is divided into 70% for training and 30% for testing.</w:t>
       </w:r>
     </w:p>
     <w:p>
@@ -1499,27 +1395,15 @@
           <w:szCs w:val="24"/>
         </w:rPr>
       </w:pPr>
-      <w:proofErr w:type="spellStart"/>
-      <w:r>
-        <w:rPr>
-          <w:rFonts w:ascii="Aptos" w:hAnsi="Aptos"/>
-          <w:b/>
-          <w:bCs/>
-          <w:sz w:val="24"/>
-          <w:szCs w:val="24"/>
-        </w:rPr>
-        <w:t>random_state</w:t>
-      </w:r>
-      <w:proofErr w:type="spellEnd"/>
-      <w:r>
-        <w:rPr>
-          <w:rFonts w:ascii="Aptos" w:hAnsi="Aptos"/>
-          <w:b/>
-          <w:bCs/>
-          <w:sz w:val="24"/>
-          <w:szCs w:val="24"/>
-        </w:rPr>
-        <w:t>=42</w:t>
+      <w:r>
+        <w:rPr>
+          <w:rFonts w:ascii="Aptos" w:hAnsi="Aptos"/>
+          <w:b/>
+          <w:bCs/>
+          <w:sz w:val="24"/>
+          <w:szCs w:val="24"/>
+        </w:rPr>
+        <w:t>random_state=42</w:t>
       </w:r>
       <w:r>
         <w:rPr>
@@ -1542,27 +1426,15 @@
           <w:szCs w:val="24"/>
         </w:rPr>
       </w:pPr>
-      <w:proofErr w:type="spellStart"/>
-      <w:r>
-        <w:rPr>
-          <w:rFonts w:ascii="Aptos" w:hAnsi="Aptos"/>
-          <w:b/>
-          <w:bCs/>
-          <w:sz w:val="24"/>
-          <w:szCs w:val="24"/>
-        </w:rPr>
-        <w:t>test_size</w:t>
-      </w:r>
-      <w:proofErr w:type="spellEnd"/>
-      <w:r>
-        <w:rPr>
-          <w:rFonts w:ascii="Aptos" w:hAnsi="Aptos"/>
-          <w:b/>
-          <w:bCs/>
-          <w:sz w:val="24"/>
-          <w:szCs w:val="24"/>
-        </w:rPr>
-        <w:t>=0.3</w:t>
+      <w:r>
+        <w:rPr>
+          <w:rFonts w:ascii="Aptos" w:hAnsi="Aptos"/>
+          <w:b/>
+          <w:bCs/>
+          <w:sz w:val="24"/>
+          <w:szCs w:val="24"/>
+        </w:rPr>
+        <w:t>test_size=0.3</w:t>
       </w:r>
       <w:r>
         <w:rPr>
@@ -1594,6 +1466,7 @@
       <w:r>
         <w:rPr>
           <w:rFonts w:ascii="Aptos" w:hAnsi="Aptos"/>
+          <w:noProof/>
           <w:sz w:val="24"/>
           <w:szCs w:val="24"/>
         </w:rPr>
@@ -1613,7 +1486,7 @@
                     <pic:cNvPicPr/>
                   </pic:nvPicPr>
                   <pic:blipFill>
-                    <a:blip r:embed="rId7"/>
+                    <a:blip r:embed="rId8"/>
                     <a:stretch>
                       <a:fillRect/>
                     </a:stretch>
@@ -1688,7 +1561,6 @@
           <w:sz w:val="40"/>
           <w:szCs w:val="40"/>
         </w:rPr>
-        <w:lastRenderedPageBreak/>
         <w:t>4. Baseline Decision Tree</w:t>
       </w:r>
       <w:r>
@@ -1741,35 +1613,7 @@
           <w:sz w:val="24"/>
           <w:szCs w:val="24"/>
         </w:rPr>
-        <w:t xml:space="preserve">A Decision Tree was trained using </w:t>
-      </w:r>
-      <w:proofErr w:type="spellStart"/>
-      <w:proofErr w:type="gramStart"/>
-      <w:r>
-        <w:rPr>
-          <w:rFonts w:ascii="Aptos" w:hAnsi="Aptos"/>
-          <w:sz w:val="24"/>
-          <w:szCs w:val="24"/>
-        </w:rPr>
-        <w:t>sklearn.tree</w:t>
-      </w:r>
-      <w:proofErr w:type="gramEnd"/>
-      <w:r>
-        <w:rPr>
-          <w:rFonts w:ascii="Aptos" w:hAnsi="Aptos"/>
-          <w:sz w:val="24"/>
-          <w:szCs w:val="24"/>
-        </w:rPr>
-        <w:t>.DecisionTreeClassifier</w:t>
-      </w:r>
-      <w:proofErr w:type="spellEnd"/>
-      <w:r>
-        <w:rPr>
-          <w:rFonts w:ascii="Aptos" w:hAnsi="Aptos"/>
-          <w:sz w:val="24"/>
-          <w:szCs w:val="24"/>
-        </w:rPr>
-        <w:t xml:space="preserve"> with default parameters.</w:t>
+        <w:t>A Decision Tree was trained using sklearn.tree.DecisionTreeClassifier with default parameters.</w:t>
       </w:r>
     </w:p>
     <w:p>
@@ -1852,6 +1696,7 @@
           <w:sz w:val="28"/>
           <w:szCs w:val="28"/>
         </w:rPr>
+        <w:lastRenderedPageBreak/>
         <w:t>Results:</w:t>
       </w:r>
     </w:p>
@@ -1914,25 +1759,7 @@
           <w:sz w:val="24"/>
           <w:szCs w:val="24"/>
         </w:rPr>
-        <w:t xml:space="preserve">: </w:t>
-      </w:r>
-      <w:proofErr w:type="spellStart"/>
-      <w:r>
-        <w:rPr>
-          <w:rFonts w:ascii="Aptos" w:hAnsi="Aptos"/>
-          <w:sz w:val="24"/>
-          <w:szCs w:val="24"/>
-        </w:rPr>
-        <w:t>Setosa</w:t>
-      </w:r>
-      <w:proofErr w:type="spellEnd"/>
-      <w:r>
-        <w:rPr>
-          <w:rFonts w:ascii="Aptos" w:hAnsi="Aptos"/>
-          <w:sz w:val="24"/>
-          <w:szCs w:val="24"/>
-        </w:rPr>
-        <w:t xml:space="preserve"> was classified perfectly, while some misclassifications occurred between Versicolor and Virginica.</w:t>
+        <w:t>: Setosa was classified perfectly, while some misclassifications occurred between Versicolor and Virginica.</w:t>
       </w:r>
     </w:p>
     <w:p>
@@ -1976,28 +1803,30 @@
         </w:rPr>
         <w:t>Default settings produced a highly accurate model, but the depth of the tree indicated potential overfitting.</w:t>
       </w:r>
-    </w:p>
-    <w:p>
-      <w:pPr>
-        <w:ind w:left="720"/>
-        <w:rPr>
-          <w:rFonts w:ascii="Aptos" w:hAnsi="Aptos"/>
-          <w:sz w:val="24"/>
-          <w:szCs w:val="24"/>
-        </w:rPr>
-      </w:pPr>
-    </w:p>
-    <w:p>
-      <w:pPr>
-        <w:rPr>
-          <w:rFonts w:ascii="Aptos" w:hAnsi="Aptos"/>
-          <w:sz w:val="24"/>
-          <w:szCs w:val="24"/>
-        </w:rPr>
-      </w:pPr>
-      <w:r>
-        <w:rPr>
-          <w:rFonts w:ascii="Aptos" w:hAnsi="Aptos"/>
+      <w:r>
+        <w:t xml:space="preserve"> </w:t>
+      </w:r>
+      <w:r>
+        <w:rPr>
+          <w:rStyle w:val="Emphasis"/>
+          <w:b/>
+          <w:bCs/>
+        </w:rPr>
+        <w:t>(Breiman et al., 1984)</w:t>
+      </w:r>
+    </w:p>
+    <w:p>
+      <w:pPr>
+        <w:rPr>
+          <w:rFonts w:ascii="Aptos" w:hAnsi="Aptos"/>
+          <w:sz w:val="24"/>
+          <w:szCs w:val="24"/>
+        </w:rPr>
+      </w:pPr>
+      <w:r>
+        <w:rPr>
+          <w:rFonts w:ascii="Aptos" w:hAnsi="Aptos"/>
+          <w:noProof/>
           <w:sz w:val="24"/>
           <w:szCs w:val="24"/>
         </w:rPr>
@@ -2017,7 +1846,7 @@
                     <pic:cNvPicPr/>
                   </pic:nvPicPr>
                   <pic:blipFill>
-                    <a:blip r:embed="rId8"/>
+                    <a:blip r:embed="rId9"/>
                     <a:stretch>
                       <a:fillRect/>
                     </a:stretch>
@@ -2067,10 +1896,10 @@
       <w:r>
         <w:rPr>
           <w:rFonts w:ascii="Aptos" w:hAnsi="Aptos"/>
-          <w:sz w:val="24"/>
-          <w:szCs w:val="24"/>
-        </w:rPr>
-        <w:lastRenderedPageBreak/>
+          <w:noProof/>
+          <w:sz w:val="24"/>
+          <w:szCs w:val="24"/>
+        </w:rPr>
         <w:drawing>
           <wp:inline distT="0" distB="0" distL="0" distR="0" wp14:anchorId="7322D567" wp14:editId="0C272BD5">
             <wp:extent cx="5943600" cy="1841500"/>
@@ -2087,7 +1916,7 @@
                     <pic:cNvPicPr/>
                   </pic:nvPicPr>
                   <pic:blipFill>
-                    <a:blip r:embed="rId9"/>
+                    <a:blip r:embed="rId10"/>
                     <a:stretch>
                       <a:fillRect/>
                     </a:stretch>
@@ -2112,6 +1941,15 @@
       <w:pPr>
         <w:rPr>
           <w:rFonts w:ascii="Aptos" w:hAnsi="Aptos"/>
+          <w:sz w:val="24"/>
+          <w:szCs w:val="24"/>
+        </w:rPr>
+      </w:pPr>
+    </w:p>
+    <w:p>
+      <w:pPr>
+        <w:rPr>
+          <w:rFonts w:ascii="Aptos" w:hAnsi="Aptos"/>
           <w:b/>
           <w:bCs/>
           <w:sz w:val="40"/>
@@ -2126,6 +1964,7 @@
           <w:sz w:val="40"/>
           <w:szCs w:val="40"/>
         </w:rPr>
+        <w:lastRenderedPageBreak/>
         <w:t>5. Tree Visualization</w:t>
       </w:r>
       <w:r>
@@ -2410,6 +2249,7 @@
       <w:r>
         <w:rPr>
           <w:rFonts w:ascii="Aptos" w:hAnsi="Aptos"/>
+          <w:noProof/>
           <w:sz w:val="24"/>
           <w:szCs w:val="24"/>
         </w:rPr>
@@ -2429,7 +2269,7 @@
                     <pic:cNvPicPr/>
                   </pic:nvPicPr>
                   <pic:blipFill>
-                    <a:blip r:embed="rId10"/>
+                    <a:blip r:embed="rId11"/>
                     <a:stretch>
                       <a:fillRect/>
                     </a:stretch>
@@ -2497,6 +2337,7 @@
       <w:r>
         <w:rPr>
           <w:rFonts w:ascii="Aptos" w:hAnsi="Aptos"/>
+          <w:noProof/>
           <w:sz w:val="24"/>
           <w:szCs w:val="24"/>
         </w:rPr>
@@ -2517,7 +2358,7 @@
                     <pic:cNvPicPr/>
                   </pic:nvPicPr>
                   <pic:blipFill>
-                    <a:blip r:embed="rId11"/>
+                    <a:blip r:embed="rId12"/>
                     <a:stretch>
                       <a:fillRect/>
                     </a:stretch>
@@ -2615,27 +2456,15 @@
         </w:rPr>
         <w:t xml:space="preserve">Feature importance was extracted using the </w:t>
       </w:r>
-      <w:proofErr w:type="spellStart"/>
-      <w:r>
-        <w:rPr>
-          <w:rFonts w:ascii="Aptos" w:hAnsi="Aptos"/>
-          <w:b/>
-          <w:bCs/>
-          <w:sz w:val="24"/>
-          <w:szCs w:val="24"/>
-        </w:rPr>
-        <w:t>feature_importances</w:t>
-      </w:r>
-      <w:proofErr w:type="spellEnd"/>
-      <w:r>
-        <w:rPr>
-          <w:rFonts w:ascii="Aptos" w:hAnsi="Aptos"/>
-          <w:b/>
-          <w:bCs/>
-          <w:sz w:val="24"/>
-          <w:szCs w:val="24"/>
-        </w:rPr>
-        <w:t>_</w:t>
+      <w:r>
+        <w:rPr>
+          <w:rFonts w:ascii="Aptos" w:hAnsi="Aptos"/>
+          <w:b/>
+          <w:bCs/>
+          <w:sz w:val="24"/>
+          <w:szCs w:val="24"/>
+        </w:rPr>
+        <w:t>feature_importances_</w:t>
       </w:r>
       <w:r>
         <w:rPr>
@@ -2740,6 +2569,7 @@
       <w:r>
         <w:rPr>
           <w:rFonts w:ascii="Aptos" w:hAnsi="Aptos"/>
+          <w:noProof/>
           <w:sz w:val="24"/>
           <w:szCs w:val="24"/>
         </w:rPr>
@@ -2760,7 +2590,7 @@
                     <pic:cNvPicPr/>
                   </pic:nvPicPr>
                   <pic:blipFill>
-                    <a:blip r:embed="rId12"/>
+                    <a:blip r:embed="rId13"/>
                     <a:stretch>
                       <a:fillRect/>
                     </a:stretch>
@@ -2792,6 +2622,7 @@
       <w:r>
         <w:rPr>
           <w:rFonts w:ascii="Aptos" w:hAnsi="Aptos"/>
+          <w:noProof/>
           <w:sz w:val="24"/>
           <w:szCs w:val="24"/>
         </w:rPr>
@@ -2811,7 +2642,7 @@
                     <pic:cNvPicPr/>
                   </pic:nvPicPr>
                   <pic:blipFill>
-                    <a:blip r:embed="rId13"/>
+                    <a:blip r:embed="rId14"/>
                     <a:stretch>
                       <a:fillRect/>
                     </a:stretch>
@@ -2896,7 +2727,6 @@
           <w:szCs w:val="24"/>
         </w:rPr>
       </w:pPr>
-      <w:proofErr w:type="spellStart"/>
       <w:r>
         <w:rPr>
           <w:rFonts w:ascii="Aptos" w:hAnsi="Aptos"/>
@@ -2907,7 +2737,6 @@
         </w:rPr>
         <w:t>max_depth</w:t>
       </w:r>
-      <w:proofErr w:type="spellEnd"/>
       <w:r>
         <w:rPr>
           <w:rFonts w:ascii="Aptos" w:hAnsi="Aptos"/>
@@ -2929,7 +2758,6 @@
           <w:szCs w:val="24"/>
         </w:rPr>
       </w:pPr>
-      <w:proofErr w:type="spellStart"/>
       <w:r>
         <w:rPr>
           <w:rFonts w:ascii="Aptos" w:hAnsi="Aptos"/>
@@ -2940,7 +2768,6 @@
         </w:rPr>
         <w:t>min_samples_split</w:t>
       </w:r>
-      <w:proofErr w:type="spellEnd"/>
       <w:r>
         <w:rPr>
           <w:rFonts w:ascii="Aptos" w:hAnsi="Aptos"/>
@@ -3012,27 +2839,39 @@
         </w:rPr>
         <w:t>Reduced tree complexity improved interpretability and generalization.</w:t>
       </w:r>
-    </w:p>
-    <w:p>
-      <w:pPr>
-        <w:rPr>
-          <w:rFonts w:ascii="Aptos" w:hAnsi="Aptos"/>
-          <w:sz w:val="24"/>
-          <w:szCs w:val="24"/>
-        </w:rPr>
-      </w:pPr>
-    </w:p>
-    <w:p>
-      <w:pPr>
-        <w:rPr>
-          <w:rFonts w:ascii="Aptos" w:hAnsi="Aptos"/>
-          <w:sz w:val="24"/>
-          <w:szCs w:val="24"/>
-        </w:rPr>
-      </w:pPr>
-      <w:r>
-        <w:rPr>
-          <w:rFonts w:ascii="Aptos" w:hAnsi="Aptos"/>
+      <w:r>
+        <w:t xml:space="preserve"> </w:t>
+      </w:r>
+      <w:r>
+        <w:rPr>
+          <w:rStyle w:val="SubtleEmphasis"/>
+          <w:b/>
+          <w:bCs/>
+        </w:rPr>
+        <w:t>(Géron, 2019)</w:t>
+      </w:r>
+    </w:p>
+    <w:p>
+      <w:pPr>
+        <w:rPr>
+          <w:rFonts w:ascii="Aptos" w:hAnsi="Aptos"/>
+          <w:sz w:val="24"/>
+          <w:szCs w:val="24"/>
+        </w:rPr>
+      </w:pPr>
+    </w:p>
+    <w:p>
+      <w:pPr>
+        <w:rPr>
+          <w:rFonts w:ascii="Aptos" w:hAnsi="Aptos"/>
+          <w:sz w:val="24"/>
+          <w:szCs w:val="24"/>
+        </w:rPr>
+      </w:pPr>
+      <w:r>
+        <w:rPr>
+          <w:rFonts w:ascii="Aptos" w:hAnsi="Aptos"/>
+          <w:noProof/>
           <w:sz w:val="24"/>
           <w:szCs w:val="24"/>
         </w:rPr>
@@ -3053,7 +2892,7 @@
                     <pic:cNvPicPr/>
                   </pic:nvPicPr>
                   <pic:blipFill>
-                    <a:blip r:embed="rId14"/>
+                    <a:blip r:embed="rId15"/>
                     <a:stretch>
                       <a:fillRect/>
                     </a:stretch>
@@ -3138,7 +2977,6 @@
           <w:szCs w:val="24"/>
         </w:rPr>
       </w:pPr>
-      <w:proofErr w:type="spellStart"/>
       <w:r>
         <w:rPr>
           <w:rFonts w:ascii="Aptos" w:hAnsi="Aptos"/>
@@ -3149,7 +2987,6 @@
         </w:rPr>
         <w:t>Setosa</w:t>
       </w:r>
-      <w:proofErr w:type="spellEnd"/>
       <w:r>
         <w:rPr>
           <w:rFonts w:ascii="Aptos" w:hAnsi="Aptos"/>
@@ -3201,6 +3038,7 @@
       <w:r>
         <w:rPr>
           <w:rFonts w:ascii="Aptos" w:hAnsi="Aptos"/>
+          <w:noProof/>
           <w:sz w:val="24"/>
           <w:szCs w:val="24"/>
         </w:rPr>
@@ -3220,7 +3058,7 @@
                     <pic:cNvPicPr/>
                   </pic:nvPicPr>
                   <pic:blipFill>
-                    <a:blip r:embed="rId15"/>
+                    <a:blip r:embed="rId16"/>
                     <a:stretch>
                       <a:fillRect/>
                     </a:stretch>
@@ -3252,6 +3090,7 @@
       <w:r>
         <w:rPr>
           <w:rFonts w:ascii="Aptos" w:hAnsi="Aptos"/>
+          <w:noProof/>
           <w:sz w:val="24"/>
           <w:szCs w:val="24"/>
         </w:rPr>
@@ -3271,7 +3110,7 @@
                     <pic:cNvPicPr/>
                   </pic:nvPicPr>
                   <pic:blipFill>
-                    <a:blip r:embed="rId16"/>
+                    <a:blip r:embed="rId17"/>
                     <a:stretch>
                       <a:fillRect/>
                     </a:stretch>
@@ -3519,6 +3358,17 @@
         </w:rPr>
         <w:t>: Visualization aids in spotting and mitigating overfitting risks.</w:t>
       </w:r>
+      <w:r>
+        <w:t xml:space="preserve"> </w:t>
+      </w:r>
+      <w:r>
+        <w:rPr>
+          <w:rStyle w:val="Emphasis"/>
+          <w:b/>
+          <w:bCs/>
+        </w:rPr>
+        <w:t>(Hastie, Tibshirani, &amp; Friedman, 2009)</w:t>
+      </w:r>
     </w:p>
     <w:p>
       <w:pPr>
@@ -3649,59 +3499,12 @@
     </w:p>
     <w:p>
       <w:pPr>
-        <w:rPr>
-          <w:rFonts w:ascii="Aptos" w:hAnsi="Aptos"/>
-        </w:rPr>
-      </w:pPr>
-    </w:p>
-    <w:p>
-      <w:pPr>
-        <w:rPr>
-          <w:rFonts w:ascii="Aptos" w:hAnsi="Aptos"/>
-        </w:rPr>
-      </w:pPr>
-    </w:p>
-    <w:p>
-      <w:pPr>
-        <w:rPr>
-          <w:rFonts w:ascii="Aptos" w:hAnsi="Aptos"/>
-        </w:rPr>
-      </w:pPr>
-    </w:p>
-    <w:p>
-      <w:pPr>
-        <w:rPr>
-          <w:rFonts w:ascii="Aptos" w:hAnsi="Aptos"/>
-        </w:rPr>
-      </w:pPr>
-    </w:p>
-    <w:p>
-      <w:pPr>
-        <w:rPr>
-          <w:rFonts w:ascii="Aptos" w:hAnsi="Aptos"/>
-        </w:rPr>
-      </w:pPr>
-    </w:p>
-    <w:p>
-      <w:pPr>
-        <w:rPr>
-          <w:rFonts w:ascii="Aptos" w:hAnsi="Aptos"/>
-        </w:rPr>
-      </w:pPr>
-    </w:p>
-    <w:p>
-      <w:pPr>
-        <w:rPr>
-          <w:rFonts w:ascii="Aptos" w:hAnsi="Aptos"/>
-        </w:rPr>
-      </w:pPr>
-    </w:p>
-    <w:p>
-      <w:pPr>
-        <w:rPr>
-          <w:rFonts w:ascii="Aptos" w:hAnsi="Aptos"/>
-          <w:b/>
-          <w:bCs/>
+        <w:pStyle w:val="Heading1"/>
+        <w:rPr>
+          <w:rFonts w:ascii="Aptos" w:hAnsi="Aptos"/>
+          <w:b/>
+          <w:bCs/>
+          <w:color w:val="auto"/>
           <w:sz w:val="40"/>
           <w:szCs w:val="40"/>
         </w:rPr>
@@ -3711,10 +3514,1072 @@
           <w:rFonts w:ascii="Aptos" w:hAnsi="Aptos"/>
           <w:b/>
           <w:bCs/>
+          <w:color w:val="auto"/>
           <w:sz w:val="40"/>
           <w:szCs w:val="40"/>
         </w:rPr>
+        <w:t xml:space="preserve">12. </w:t>
+      </w:r>
+      <w:r>
+        <w:rPr>
+          <w:rFonts w:ascii="Aptos" w:hAnsi="Aptos"/>
+          <w:b/>
+          <w:bCs/>
+          <w:color w:val="auto"/>
+          <w:sz w:val="40"/>
+          <w:szCs w:val="40"/>
+        </w:rPr>
+        <w:t>GitHub:</w:t>
+      </w:r>
+    </w:p>
+    <w:p>
+      <w:pPr>
+        <w:rPr>
+          <w:rFonts w:ascii="Aptos" w:hAnsi="Aptos"/>
+          <w:lang w:val="en-PK"/>
+        </w:rPr>
+      </w:pPr>
+      <w:r>
+        <w:rPr>
+          <w:rFonts w:ascii="Aptos" w:hAnsi="Aptos"/>
+          <w:lang w:val="en-PK"/>
+        </w:rPr>
+        <w:t xml:space="preserve">To ensure accessibility and collaboration, we have set up a dedicated GitHub repository for the </w:t>
+      </w:r>
+      <w:r>
+        <w:rPr>
+          <w:rFonts w:ascii="Aptos" w:hAnsi="Aptos"/>
+          <w:b/>
+          <w:bCs/>
+          <w:lang w:val="en-PK"/>
+        </w:rPr>
+        <w:t>Decision Tree Classification Tutorial with Iris Dataset</w:t>
+      </w:r>
+      <w:r>
+        <w:rPr>
+          <w:rFonts w:ascii="Aptos" w:hAnsi="Aptos"/>
+          <w:lang w:val="en-PK"/>
+        </w:rPr>
+        <w:t>. This repository contains all the necessary files, code, and resources for replicating the tutorial and exploring the concepts further.</w:t>
+      </w:r>
+    </w:p>
+    <w:p>
+      <w:pPr>
+        <w:rPr>
+          <w:rFonts w:ascii="Aptos" w:hAnsi="Aptos"/>
+          <w:lang w:val="en-PK"/>
+        </w:rPr>
+      </w:pPr>
+      <w:r>
+        <w:rPr>
+          <w:rFonts w:ascii="Aptos" w:hAnsi="Aptos"/>
+          <w:lang w:val="en-PK"/>
+        </w:rPr>
+        <w:pict w14:anchorId="25F1CB7C">
+          <v:rect id="_x0000_i1061" style="width:0;height:1.5pt" o:hralign="center" o:hrstd="t" o:hr="t" fillcolor="#a0a0a0" stroked="f"/>
+        </w:pict>
+      </w:r>
+    </w:p>
+    <w:p>
+      <w:pPr>
+        <w:rPr>
+          <w:rFonts w:ascii="Aptos" w:hAnsi="Aptos"/>
+          <w:b/>
+          <w:bCs/>
+          <w:lang w:val="en-PK"/>
+        </w:rPr>
+      </w:pPr>
+      <w:r>
+        <w:rPr>
+          <w:rFonts w:ascii="Aptos" w:hAnsi="Aptos"/>
+          <w:b/>
+          <w:bCs/>
+          <w:lang w:val="en-PK"/>
+        </w:rPr>
+        <w:t>Repository Structure</w:t>
+      </w:r>
+    </w:p>
+    <w:p>
+      <w:pPr>
+        <w:rPr>
+          <w:rFonts w:ascii="Aptos" w:hAnsi="Aptos"/>
+          <w:lang w:val="en-PK"/>
+        </w:rPr>
+      </w:pPr>
+      <w:r>
+        <w:rPr>
+          <w:rFonts w:ascii="Aptos" w:hAnsi="Aptos"/>
+          <w:lang w:val="en-PK"/>
+        </w:rPr>
+        <w:t>The repository is organized to make navigation and usage intuitive:</w:t>
+      </w:r>
+    </w:p>
+    <w:p>
+      <w:pPr>
+        <w:jc w:val="center"/>
+        <w:rPr>
+          <w:rFonts w:ascii="Aptos" w:hAnsi="Aptos"/>
+          <w:lang w:val="en-PK"/>
+        </w:rPr>
+      </w:pPr>
+      <w:r>
+        <w:rPr>
+          <w:rFonts w:ascii="Aptos" w:hAnsi="Aptos"/>
+          <w:lang w:val="en-PK"/>
+        </w:rPr>
         <w:lastRenderedPageBreak/>
+        <w:drawing>
+          <wp:inline distT="0" distB="0" distL="0" distR="0" wp14:anchorId="0B422356" wp14:editId="64C043B5">
+            <wp:extent cx="5943600" cy="1780540"/>
+            <wp:effectExtent l="0" t="0" r="0" b="0"/>
+            <wp:docPr id="979054744" name="Picture 1"/>
+            <wp:cNvGraphicFramePr>
+              <a:graphicFrameLocks xmlns:a="http://schemas.openxmlformats.org/drawingml/2006/main" noChangeAspect="1"/>
+            </wp:cNvGraphicFramePr>
+            <a:graphic xmlns:a="http://schemas.openxmlformats.org/drawingml/2006/main">
+              <a:graphicData uri="http://schemas.openxmlformats.org/drawingml/2006/picture">
+                <pic:pic xmlns:pic="http://schemas.openxmlformats.org/drawingml/2006/picture">
+                  <pic:nvPicPr>
+                    <pic:cNvPr id="979054744" name=""/>
+                    <pic:cNvPicPr/>
+                  </pic:nvPicPr>
+                  <pic:blipFill>
+                    <a:blip r:embed="rId18"/>
+                    <a:stretch>
+                      <a:fillRect/>
+                    </a:stretch>
+                  </pic:blipFill>
+                  <pic:spPr>
+                    <a:xfrm>
+                      <a:off x="0" y="0"/>
+                      <a:ext cx="5943600" cy="1780540"/>
+                    </a:xfrm>
+                    <a:prstGeom prst="rect">
+                      <a:avLst/>
+                    </a:prstGeom>
+                  </pic:spPr>
+                </pic:pic>
+              </a:graphicData>
+            </a:graphic>
+          </wp:inline>
+        </w:drawing>
+      </w:r>
+    </w:p>
+    <w:p>
+      <w:pPr>
+        <w:rPr>
+          <w:rFonts w:ascii="Aptos" w:hAnsi="Aptos"/>
+          <w:lang w:val="en-PK"/>
+        </w:rPr>
+      </w:pPr>
+      <w:r>
+        <w:rPr>
+          <w:rFonts w:ascii="Aptos" w:hAnsi="Aptos"/>
+          <w:lang w:val="en-PK"/>
+        </w:rPr>
+        <w:pict w14:anchorId="48180E1E">
+          <v:rect id="_x0000_i1062" style="width:0;height:1.5pt" o:hralign="center" o:hrstd="t" o:hr="t" fillcolor="#a0a0a0" stroked="f"/>
+        </w:pict>
+      </w:r>
+    </w:p>
+    <w:p>
+      <w:pPr>
+        <w:rPr>
+          <w:rFonts w:ascii="Aptos" w:hAnsi="Aptos"/>
+          <w:b/>
+          <w:bCs/>
+          <w:lang w:val="en-PK"/>
+        </w:rPr>
+      </w:pPr>
+      <w:r>
+        <w:rPr>
+          <w:rFonts w:ascii="Aptos" w:hAnsi="Aptos"/>
+          <w:b/>
+          <w:bCs/>
+          <w:lang w:val="en-PK"/>
+        </w:rPr>
+        <w:t>Repository Links</w:t>
+      </w:r>
+    </w:p>
+    <w:p>
+      <w:pPr>
+        <w:numPr>
+          <w:ilvl w:val="0"/>
+          <w:numId w:val="48"/>
+        </w:numPr>
+        <w:rPr>
+          <w:rFonts w:ascii="Aptos" w:hAnsi="Aptos"/>
+          <w:lang w:val="en-PK"/>
+        </w:rPr>
+      </w:pPr>
+      <w:hyperlink r:id="rId19" w:tgtFrame="_new" w:history="1">
+        <w:r>
+          <w:rPr>
+            <w:rStyle w:val="Hyperlink"/>
+            <w:rFonts w:ascii="Aptos" w:hAnsi="Aptos"/>
+            <w:b/>
+            <w:bCs/>
+            <w:lang w:val="en-PK"/>
+          </w:rPr>
+          <w:t>View the Repository</w:t>
+        </w:r>
+      </w:hyperlink>
+      <w:r>
+        <w:rPr>
+          <w:rFonts w:ascii="Aptos" w:hAnsi="Aptos"/>
+          <w:lang w:val="en-PK"/>
+        </w:rPr>
+        <w:t>: Access the complete project on GitHub.</w:t>
+      </w:r>
+    </w:p>
+    <w:p>
+      <w:pPr>
+        <w:numPr>
+          <w:ilvl w:val="0"/>
+          <w:numId w:val="48"/>
+        </w:numPr>
+        <w:rPr>
+          <w:rFonts w:ascii="Aptos" w:hAnsi="Aptos"/>
+          <w:lang w:val="en-PK"/>
+        </w:rPr>
+      </w:pPr>
+      <w:hyperlink r:id="rId20" w:tgtFrame="_new" w:history="1">
+        <w:r>
+          <w:rPr>
+            <w:rStyle w:val="Hyperlink"/>
+            <w:rFonts w:ascii="Aptos" w:hAnsi="Aptos"/>
+            <w:b/>
+            <w:bCs/>
+            <w:lang w:val="en-PK"/>
+          </w:rPr>
+          <w:t>Interactive Jupyter Notebook</w:t>
+        </w:r>
+      </w:hyperlink>
+      <w:r>
+        <w:rPr>
+          <w:rFonts w:ascii="Aptos" w:hAnsi="Aptos"/>
+          <w:lang w:val="en-PK"/>
+        </w:rPr>
+        <w:t>: Follow the step-by-step tutorial.</w:t>
+      </w:r>
+    </w:p>
+    <w:p>
+      <w:pPr>
+        <w:numPr>
+          <w:ilvl w:val="0"/>
+          <w:numId w:val="48"/>
+        </w:numPr>
+        <w:rPr>
+          <w:rFonts w:ascii="Aptos" w:hAnsi="Aptos"/>
+          <w:lang w:val="en-PK"/>
+        </w:rPr>
+      </w:pPr>
+      <w:hyperlink r:id="rId21" w:tgtFrame="_new" w:history="1">
+        <w:r>
+          <w:rPr>
+            <w:rStyle w:val="Hyperlink"/>
+            <w:rFonts w:ascii="Aptos" w:hAnsi="Aptos"/>
+            <w:b/>
+            <w:bCs/>
+            <w:lang w:val="en-PK"/>
+          </w:rPr>
+          <w:t>License Details</w:t>
+        </w:r>
+      </w:hyperlink>
+      <w:r>
+        <w:rPr>
+          <w:rFonts w:ascii="Aptos" w:hAnsi="Aptos"/>
+          <w:lang w:val="en-PK"/>
+        </w:rPr>
+        <w:t>: Learn about permissions for using and modifying this project.</w:t>
+      </w:r>
+    </w:p>
+    <w:p>
+      <w:pPr>
+        <w:rPr>
+          <w:rFonts w:ascii="Aptos" w:hAnsi="Aptos"/>
+          <w:lang w:val="en-PK"/>
+        </w:rPr>
+      </w:pPr>
+      <w:r>
+        <w:rPr>
+          <w:rFonts w:ascii="Aptos" w:hAnsi="Aptos"/>
+          <w:lang w:val="en-PK"/>
+        </w:rPr>
+        <w:pict w14:anchorId="5DE265F8">
+          <v:rect id="_x0000_i1063" style="width:0;height:1.5pt" o:hralign="center" o:hrstd="t" o:hr="t" fillcolor="#a0a0a0" stroked="f"/>
+        </w:pict>
+      </w:r>
+    </w:p>
+    <w:p>
+      <w:pPr>
+        <w:rPr>
+          <w:rFonts w:ascii="Aptos" w:hAnsi="Aptos"/>
+          <w:b/>
+          <w:bCs/>
+          <w:lang w:val="en-PK"/>
+        </w:rPr>
+      </w:pPr>
+      <w:r>
+        <w:rPr>
+          <w:rFonts w:ascii="Aptos" w:hAnsi="Aptos"/>
+          <w:b/>
+          <w:bCs/>
+          <w:lang w:val="en-PK"/>
+        </w:rPr>
+        <w:t>README File Content</w:t>
+      </w:r>
+    </w:p>
+    <w:p>
+      <w:pPr>
+        <w:rPr>
+          <w:rFonts w:ascii="Aptos" w:hAnsi="Aptos"/>
+          <w:lang w:val="en-PK"/>
+        </w:rPr>
+      </w:pPr>
+      <w:r>
+        <w:rPr>
+          <w:rFonts w:ascii="Aptos" w:hAnsi="Aptos"/>
+          <w:lang w:val="en-PK"/>
+        </w:rPr>
+        <w:t>The README.md file provides a comprehensive guide to the project, including:</w:t>
+      </w:r>
+    </w:p>
+    <w:p>
+      <w:pPr>
+        <w:numPr>
+          <w:ilvl w:val="0"/>
+          <w:numId w:val="49"/>
+        </w:numPr>
+        <w:rPr>
+          <w:rFonts w:ascii="Aptos" w:hAnsi="Aptos"/>
+          <w:lang w:val="en-PK"/>
+        </w:rPr>
+      </w:pPr>
+      <w:r>
+        <w:rPr>
+          <w:rFonts w:ascii="Aptos" w:hAnsi="Aptos"/>
+          <w:b/>
+          <w:bCs/>
+          <w:lang w:val="en-PK"/>
+        </w:rPr>
+        <w:t>Project Overview</w:t>
+      </w:r>
+      <w:r>
+        <w:rPr>
+          <w:rFonts w:ascii="Aptos" w:hAnsi="Aptos"/>
+          <w:lang w:val="en-PK"/>
+        </w:rPr>
+        <w:t>: A brief explanation of the Decision Tree tutorial and its objectives.</w:t>
+      </w:r>
+    </w:p>
+    <w:p>
+      <w:pPr>
+        <w:numPr>
+          <w:ilvl w:val="0"/>
+          <w:numId w:val="49"/>
+        </w:numPr>
+        <w:rPr>
+          <w:rFonts w:ascii="Aptos" w:hAnsi="Aptos"/>
+          <w:lang w:val="en-PK"/>
+        </w:rPr>
+      </w:pPr>
+      <w:r>
+        <w:rPr>
+          <w:rFonts w:ascii="Aptos" w:hAnsi="Aptos"/>
+          <w:b/>
+          <w:bCs/>
+          <w:lang w:val="en-PK"/>
+        </w:rPr>
+        <w:t>Getting Started</w:t>
+      </w:r>
+      <w:r>
+        <w:rPr>
+          <w:rFonts w:ascii="Aptos" w:hAnsi="Aptos"/>
+          <w:lang w:val="en-PK"/>
+        </w:rPr>
+        <w:t>: Step-by-step instructions for setting up the project:</w:t>
+      </w:r>
+    </w:p>
+    <w:p>
+      <w:pPr>
+        <w:ind w:left="720"/>
+        <w:rPr>
+          <w:rFonts w:ascii="Aptos" w:hAnsi="Aptos"/>
+          <w:lang w:val="en-PK"/>
+        </w:rPr>
+      </w:pPr>
+    </w:p>
+    <w:p>
+      <w:pPr>
+        <w:pStyle w:val="Quote"/>
+        <w:jc w:val="left"/>
+        <w:rPr>
+          <w:lang w:val="en-PK"/>
+        </w:rPr>
+      </w:pPr>
+      <w:r>
+        <w:rPr>
+          <w:lang w:val="en-PK"/>
+        </w:rPr>
+        <w:t>git clone https://github.com/sab110/Decision-Tree-Tutorial.git</w:t>
+      </w:r>
+    </w:p>
+    <w:p>
+      <w:pPr>
+        <w:pStyle w:val="Quote"/>
+        <w:jc w:val="left"/>
+        <w:rPr>
+          <w:lang w:val="en-PK"/>
+        </w:rPr>
+      </w:pPr>
+      <w:r>
+        <w:rPr>
+          <w:lang w:val="en-PK"/>
+        </w:rPr>
+        <w:t>cd Decision-Tree-Tutorial</w:t>
+      </w:r>
+    </w:p>
+    <w:p>
+      <w:pPr>
+        <w:pStyle w:val="Quote"/>
+        <w:jc w:val="left"/>
+        <w:rPr>
+          <w:lang w:val="en-PK"/>
+        </w:rPr>
+      </w:pPr>
+      <w:r>
+        <w:rPr>
+          <w:lang w:val="en-PK"/>
+        </w:rPr>
+        <w:t>pip install -r requirements.txt</w:t>
+      </w:r>
+    </w:p>
+    <w:p>
+      <w:pPr>
+        <w:rPr>
+          <w:lang w:val="en-PK"/>
+        </w:rPr>
+      </w:pPr>
+    </w:p>
+    <w:p>
+      <w:pPr>
+        <w:numPr>
+          <w:ilvl w:val="0"/>
+          <w:numId w:val="49"/>
+        </w:numPr>
+        <w:rPr>
+          <w:rFonts w:ascii="Aptos" w:hAnsi="Aptos"/>
+          <w:lang w:val="en-PK"/>
+        </w:rPr>
+      </w:pPr>
+      <w:r>
+        <w:rPr>
+          <w:rFonts w:ascii="Aptos" w:hAnsi="Aptos"/>
+          <w:b/>
+          <w:bCs/>
+          <w:lang w:val="en-PK"/>
+        </w:rPr>
+        <w:t>Notebook Instructions</w:t>
+      </w:r>
+      <w:r>
+        <w:rPr>
+          <w:rFonts w:ascii="Aptos" w:hAnsi="Aptos"/>
+          <w:lang w:val="en-PK"/>
+        </w:rPr>
+        <w:t>: Guidance on running the Jupyter Notebook for interactive learning.</w:t>
+      </w:r>
+    </w:p>
+    <w:p>
+      <w:pPr>
+        <w:numPr>
+          <w:ilvl w:val="0"/>
+          <w:numId w:val="49"/>
+        </w:numPr>
+        <w:rPr>
+          <w:rFonts w:ascii="Aptos" w:hAnsi="Aptos"/>
+          <w:lang w:val="en-PK"/>
+        </w:rPr>
+      </w:pPr>
+      <w:r>
+        <w:rPr>
+          <w:rFonts w:ascii="Aptos" w:hAnsi="Aptos"/>
+          <w:b/>
+          <w:bCs/>
+          <w:lang w:val="en-PK"/>
+        </w:rPr>
+        <w:t>Results Summary</w:t>
+      </w:r>
+      <w:r>
+        <w:rPr>
+          <w:rFonts w:ascii="Aptos" w:hAnsi="Aptos"/>
+          <w:lang w:val="en-PK"/>
+        </w:rPr>
+        <w:t>: Highlights of the key outcomes, including accuracy, feature importance, and visualizations.</w:t>
+      </w:r>
+    </w:p>
+    <w:p>
+      <w:pPr>
+        <w:numPr>
+          <w:ilvl w:val="0"/>
+          <w:numId w:val="49"/>
+        </w:numPr>
+        <w:rPr>
+          <w:rFonts w:ascii="Aptos" w:hAnsi="Aptos"/>
+          <w:lang w:val="en-PK"/>
+        </w:rPr>
+      </w:pPr>
+      <w:r>
+        <w:rPr>
+          <w:rFonts w:ascii="Aptos" w:hAnsi="Aptos"/>
+          <w:b/>
+          <w:bCs/>
+          <w:lang w:val="en-PK"/>
+        </w:rPr>
+        <w:t>References</w:t>
+      </w:r>
+      <w:r>
+        <w:rPr>
+          <w:rFonts w:ascii="Aptos" w:hAnsi="Aptos"/>
+          <w:lang w:val="en-PK"/>
+        </w:rPr>
+        <w:t>: Links to sources like the UCI Iris dataset and scikit-learn documentation.</w:t>
+      </w:r>
+    </w:p>
+    <w:p>
+      <w:pPr>
+        <w:rPr>
+          <w:rFonts w:ascii="Aptos" w:hAnsi="Aptos"/>
+          <w:lang w:val="en-PK"/>
+        </w:rPr>
+      </w:pPr>
+      <w:r>
+        <w:rPr>
+          <w:rFonts w:ascii="Aptos" w:hAnsi="Aptos"/>
+          <w:lang w:val="en-PK"/>
+        </w:rPr>
+        <w:pict w14:anchorId="516EC976">
+          <v:rect id="_x0000_i1064" style="width:0;height:1.5pt" o:hralign="center" o:hrstd="t" o:hr="t" fillcolor="#a0a0a0" stroked="f"/>
+        </w:pict>
+      </w:r>
+    </w:p>
+    <w:p>
+      <w:pPr>
+        <w:rPr>
+          <w:rFonts w:ascii="Aptos" w:hAnsi="Aptos"/>
+          <w:b/>
+          <w:bCs/>
+          <w:lang w:val="en-PK"/>
+        </w:rPr>
+      </w:pPr>
+      <w:r>
+        <w:rPr>
+          <w:rFonts w:ascii="Aptos" w:hAnsi="Aptos"/>
+          <w:b/>
+          <w:bCs/>
+          <w:lang w:val="en-PK"/>
+        </w:rPr>
+        <w:t>Key Features of the Repository</w:t>
+      </w:r>
+    </w:p>
+    <w:p>
+      <w:pPr>
+        <w:numPr>
+          <w:ilvl w:val="0"/>
+          <w:numId w:val="50"/>
+        </w:numPr>
+        <w:rPr>
+          <w:rFonts w:ascii="Aptos" w:hAnsi="Aptos"/>
+          <w:lang w:val="en-PK"/>
+        </w:rPr>
+      </w:pPr>
+      <w:r>
+        <w:rPr>
+          <w:rFonts w:ascii="Aptos" w:hAnsi="Aptos"/>
+          <w:b/>
+          <w:bCs/>
+          <w:lang w:val="en-PK"/>
+        </w:rPr>
+        <w:t>Interactive Learning</w:t>
+      </w:r>
+      <w:r>
+        <w:rPr>
+          <w:rFonts w:ascii="Aptos" w:hAnsi="Aptos"/>
+          <w:lang w:val="en-PK"/>
+        </w:rPr>
+        <w:t>: Use the Jupyter Notebook to experiment with Decision Tree concepts.</w:t>
+      </w:r>
+    </w:p>
+    <w:p>
+      <w:pPr>
+        <w:numPr>
+          <w:ilvl w:val="0"/>
+          <w:numId w:val="50"/>
+        </w:numPr>
+        <w:rPr>
+          <w:rFonts w:ascii="Aptos" w:hAnsi="Aptos"/>
+          <w:lang w:val="en-PK"/>
+        </w:rPr>
+      </w:pPr>
+      <w:r>
+        <w:rPr>
+          <w:rFonts w:ascii="Aptos" w:hAnsi="Aptos"/>
+          <w:b/>
+          <w:bCs/>
+          <w:lang w:val="en-PK"/>
+        </w:rPr>
+        <w:lastRenderedPageBreak/>
+        <w:t>Visualizations</w:t>
+      </w:r>
+      <w:r>
+        <w:rPr>
+          <w:rFonts w:ascii="Aptos" w:hAnsi="Aptos"/>
+          <w:lang w:val="en-PK"/>
+        </w:rPr>
+        <w:t>: Access pre-generated visualizations for tree structure, feature importance, and performance metrics.</w:t>
+      </w:r>
+    </w:p>
+    <w:p>
+      <w:pPr>
+        <w:numPr>
+          <w:ilvl w:val="0"/>
+          <w:numId w:val="50"/>
+        </w:numPr>
+        <w:rPr>
+          <w:rFonts w:ascii="Aptos" w:hAnsi="Aptos"/>
+          <w:lang w:val="en-PK"/>
+        </w:rPr>
+      </w:pPr>
+      <w:r>
+        <w:rPr>
+          <w:rFonts w:ascii="Aptos" w:hAnsi="Aptos"/>
+          <w:b/>
+          <w:bCs/>
+          <w:lang w:val="en-PK"/>
+        </w:rPr>
+        <w:t>Customizability</w:t>
+      </w:r>
+      <w:r>
+        <w:rPr>
+          <w:rFonts w:ascii="Aptos" w:hAnsi="Aptos"/>
+          <w:lang w:val="en-PK"/>
+        </w:rPr>
+        <w:t>: Modify hyperparameters and dataset splits directly in the notebook to observe changes in model behavior.</w:t>
+      </w:r>
+    </w:p>
+    <w:p>
+      <w:pPr>
+        <w:numPr>
+          <w:ilvl w:val="0"/>
+          <w:numId w:val="50"/>
+        </w:numPr>
+        <w:rPr>
+          <w:rFonts w:ascii="Aptos" w:hAnsi="Aptos"/>
+          <w:lang w:val="en-PK"/>
+        </w:rPr>
+      </w:pPr>
+      <w:r>
+        <w:rPr>
+          <w:rFonts w:ascii="Aptos" w:hAnsi="Aptos"/>
+          <w:b/>
+          <w:bCs/>
+          <w:lang w:val="en-PK"/>
+        </w:rPr>
+        <w:t>Collaboration Ready</w:t>
+      </w:r>
+      <w:r>
+        <w:rPr>
+          <w:rFonts w:ascii="Aptos" w:hAnsi="Aptos"/>
+          <w:lang w:val="en-PK"/>
+        </w:rPr>
+        <w:t>: Designed for contributions via issues, pull requests, and forks.</w:t>
+      </w:r>
+    </w:p>
+    <w:p>
+      <w:pPr>
+        <w:rPr>
+          <w:rFonts w:ascii="Aptos" w:hAnsi="Aptos"/>
+          <w:lang w:val="en-PK"/>
+        </w:rPr>
+      </w:pPr>
+      <w:r>
+        <w:rPr>
+          <w:rFonts w:ascii="Aptos" w:hAnsi="Aptos"/>
+          <w:lang w:val="en-PK"/>
+        </w:rPr>
+        <w:pict w14:anchorId="2233A310">
+          <v:rect id="_x0000_i1065" style="width:0;height:1.5pt" o:hralign="center" o:hrstd="t" o:hr="t" fillcolor="#a0a0a0" stroked="f"/>
+        </w:pict>
+      </w:r>
+    </w:p>
+    <w:p>
+      <w:pPr>
+        <w:rPr>
+          <w:rFonts w:ascii="Aptos" w:hAnsi="Aptos"/>
+          <w:b/>
+          <w:bCs/>
+          <w:lang w:val="en-PK"/>
+        </w:rPr>
+      </w:pPr>
+      <w:r>
+        <w:rPr>
+          <w:rFonts w:ascii="Aptos" w:hAnsi="Aptos"/>
+          <w:b/>
+          <w:bCs/>
+          <w:lang w:val="en-PK"/>
+        </w:rPr>
+        <w:t>Contributing Guidelines</w:t>
+      </w:r>
+    </w:p>
+    <w:p>
+      <w:pPr>
+        <w:rPr>
+          <w:rFonts w:ascii="Aptos" w:hAnsi="Aptos"/>
+          <w:lang w:val="en-PK"/>
+        </w:rPr>
+      </w:pPr>
+      <w:r>
+        <w:rPr>
+          <w:rFonts w:ascii="Aptos" w:hAnsi="Aptos"/>
+          <w:lang w:val="en-PK"/>
+        </w:rPr>
+        <w:t>We welcome contributions to improve and expand this tutorial! Here’s how you can get started:</w:t>
+      </w:r>
+    </w:p>
+    <w:p>
+      <w:pPr>
+        <w:numPr>
+          <w:ilvl w:val="0"/>
+          <w:numId w:val="51"/>
+        </w:numPr>
+        <w:rPr>
+          <w:rFonts w:ascii="Aptos" w:hAnsi="Aptos"/>
+          <w:lang w:val="en-PK"/>
+        </w:rPr>
+      </w:pPr>
+      <w:r>
+        <w:rPr>
+          <w:rFonts w:ascii="Aptos" w:hAnsi="Aptos"/>
+          <w:b/>
+          <w:bCs/>
+          <w:lang w:val="en-PK"/>
+        </w:rPr>
+        <w:t>Fork the Repository</w:t>
+      </w:r>
+      <w:r>
+        <w:rPr>
+          <w:rFonts w:ascii="Aptos" w:hAnsi="Aptos"/>
+          <w:lang w:val="en-PK"/>
+        </w:rPr>
+        <w:t>: Create your own copy of the project.</w:t>
+      </w:r>
+    </w:p>
+    <w:p>
+      <w:pPr>
+        <w:numPr>
+          <w:ilvl w:val="0"/>
+          <w:numId w:val="51"/>
+        </w:numPr>
+        <w:rPr>
+          <w:rFonts w:ascii="Aptos" w:hAnsi="Aptos"/>
+          <w:lang w:val="en-PK"/>
+        </w:rPr>
+      </w:pPr>
+      <w:r>
+        <w:rPr>
+          <w:rFonts w:ascii="Aptos" w:hAnsi="Aptos"/>
+          <w:b/>
+          <w:bCs/>
+          <w:lang w:val="en-PK"/>
+        </w:rPr>
+        <w:t>Clone Your Fork</w:t>
+      </w:r>
+      <w:r>
+        <w:rPr>
+          <w:rFonts w:ascii="Aptos" w:hAnsi="Aptos"/>
+          <w:lang w:val="en-PK"/>
+        </w:rPr>
+        <w:t>:</w:t>
+      </w:r>
+    </w:p>
+    <w:p>
+      <w:pPr>
+        <w:pStyle w:val="Quote"/>
+        <w:ind w:left="720"/>
+        <w:rPr>
+          <w:lang w:val="en-PK"/>
+        </w:rPr>
+      </w:pPr>
+      <w:r>
+        <w:rPr>
+          <w:lang w:val="en-PK"/>
+        </w:rPr>
+        <w:t xml:space="preserve">git clone </w:t>
+      </w:r>
+      <w:hyperlink r:id="rId22" w:history="1">
+        <w:r>
+          <w:rPr>
+            <w:rStyle w:val="Hyperlink"/>
+            <w:lang w:val="en-PK"/>
+          </w:rPr>
+          <w:t>https://github.com/sab110/Decision-Tree-Tutorial.git</w:t>
+        </w:r>
+      </w:hyperlink>
+    </w:p>
+    <w:p>
+      <w:pPr>
+        <w:rPr>
+          <w:lang w:val="en-PK"/>
+        </w:rPr>
+      </w:pPr>
+    </w:p>
+    <w:p>
+      <w:pPr>
+        <w:numPr>
+          <w:ilvl w:val="0"/>
+          <w:numId w:val="51"/>
+        </w:numPr>
+        <w:rPr>
+          <w:rFonts w:ascii="Aptos" w:hAnsi="Aptos"/>
+          <w:lang w:val="en-PK"/>
+        </w:rPr>
+      </w:pPr>
+      <w:r>
+        <w:rPr>
+          <w:rFonts w:ascii="Aptos" w:hAnsi="Aptos"/>
+          <w:b/>
+          <w:bCs/>
+          <w:lang w:val="en-PK"/>
+        </w:rPr>
+        <w:t>Create a Feature Branch</w:t>
+      </w:r>
+      <w:r>
+        <w:rPr>
+          <w:rFonts w:ascii="Aptos" w:hAnsi="Aptos"/>
+          <w:lang w:val="en-PK"/>
+        </w:rPr>
+        <w:t>:</w:t>
+      </w:r>
+    </w:p>
+    <w:p>
+      <w:pPr>
+        <w:pStyle w:val="Quote"/>
+        <w:rPr>
+          <w:lang w:val="en-PK"/>
+        </w:rPr>
+      </w:pPr>
+      <w:r>
+        <w:rPr>
+          <w:lang w:val="en-PK"/>
+        </w:rPr>
+        <w:t xml:space="preserve">git checkout -b </w:t>
+      </w:r>
+      <w:r>
+        <w:rPr>
+          <w:lang w:val="en-PK"/>
+        </w:rPr>
+        <w:t>main</w:t>
+      </w:r>
+    </w:p>
+    <w:p>
+      <w:pPr>
+        <w:rPr>
+          <w:lang w:val="en-PK"/>
+        </w:rPr>
+      </w:pPr>
+    </w:p>
+    <w:p>
+      <w:pPr>
+        <w:numPr>
+          <w:ilvl w:val="0"/>
+          <w:numId w:val="51"/>
+        </w:numPr>
+        <w:rPr>
+          <w:rFonts w:ascii="Aptos" w:hAnsi="Aptos"/>
+          <w:lang w:val="en-PK"/>
+        </w:rPr>
+      </w:pPr>
+      <w:r>
+        <w:rPr>
+          <w:rFonts w:ascii="Aptos" w:hAnsi="Aptos"/>
+          <w:b/>
+          <w:bCs/>
+          <w:lang w:val="en-PK"/>
+        </w:rPr>
+        <w:t>Commit and Push Changes</w:t>
+      </w:r>
+      <w:r>
+        <w:rPr>
+          <w:rFonts w:ascii="Aptos" w:hAnsi="Aptos"/>
+          <w:lang w:val="en-PK"/>
+        </w:rPr>
+        <w:t>:</w:t>
+      </w:r>
+    </w:p>
+    <w:p>
+      <w:pPr>
+        <w:pStyle w:val="Quote"/>
+        <w:rPr>
+          <w:lang w:val="en-PK"/>
+        </w:rPr>
+      </w:pPr>
+      <w:r>
+        <w:rPr>
+          <w:lang w:val="en-PK"/>
+        </w:rPr>
+        <w:t>git commit -m "Description of changes"</w:t>
+      </w:r>
+    </w:p>
+    <w:p>
+      <w:pPr>
+        <w:pStyle w:val="Quote"/>
+        <w:rPr>
+          <w:lang w:val="en-PK"/>
+        </w:rPr>
+      </w:pPr>
+      <w:r>
+        <w:rPr>
+          <w:lang w:val="en-PK"/>
+        </w:rPr>
+        <w:t xml:space="preserve">git push origin </w:t>
+      </w:r>
+      <w:r>
+        <w:rPr>
+          <w:lang w:val="en-PK"/>
+        </w:rPr>
+        <w:t>main</w:t>
+      </w:r>
+    </w:p>
+    <w:p>
+      <w:pPr>
+        <w:numPr>
+          <w:ilvl w:val="0"/>
+          <w:numId w:val="51"/>
+        </w:numPr>
+        <w:rPr>
+          <w:rFonts w:ascii="Aptos" w:hAnsi="Aptos"/>
+          <w:lang w:val="en-PK"/>
+        </w:rPr>
+      </w:pPr>
+      <w:r>
+        <w:rPr>
+          <w:rFonts w:ascii="Aptos" w:hAnsi="Aptos"/>
+          <w:b/>
+          <w:bCs/>
+          <w:lang w:val="en-PK"/>
+        </w:rPr>
+        <w:t>Submit a Pull Request</w:t>
+      </w:r>
+      <w:r>
+        <w:rPr>
+          <w:rFonts w:ascii="Aptos" w:hAnsi="Aptos"/>
+          <w:lang w:val="en-PK"/>
+        </w:rPr>
+        <w:t>: Open a pull request on the original repository for review.</w:t>
+      </w:r>
+    </w:p>
+    <w:p>
+      <w:pPr>
+        <w:rPr>
+          <w:rFonts w:ascii="Aptos" w:hAnsi="Aptos"/>
+          <w:lang w:val="en-PK"/>
+        </w:rPr>
+      </w:pPr>
+      <w:r>
+        <w:rPr>
+          <w:rFonts w:ascii="Aptos" w:hAnsi="Aptos"/>
+          <w:lang w:val="en-PK"/>
+        </w:rPr>
+        <w:pict w14:anchorId="32036592">
+          <v:rect id="_x0000_i1066" style="width:0;height:1.5pt" o:hralign="center" o:hrstd="t" o:hr="t" fillcolor="#a0a0a0" stroked="f"/>
+        </w:pict>
+      </w:r>
+    </w:p>
+    <w:p>
+      <w:pPr>
+        <w:rPr>
+          <w:rFonts w:ascii="Aptos" w:hAnsi="Aptos"/>
+          <w:b/>
+          <w:bCs/>
+          <w:lang w:val="en-PK"/>
+        </w:rPr>
+      </w:pPr>
+      <w:r>
+        <w:rPr>
+          <w:rFonts w:ascii="Aptos" w:hAnsi="Aptos"/>
+          <w:b/>
+          <w:bCs/>
+          <w:lang w:val="en-PK"/>
+        </w:rPr>
+        <w:t>Licensing</w:t>
+      </w:r>
+    </w:p>
+    <w:p>
+      <w:pPr>
+        <w:rPr>
+          <w:rFonts w:ascii="Aptos" w:hAnsi="Aptos"/>
+          <w:lang w:val="en-PK"/>
+        </w:rPr>
+      </w:pPr>
+      <w:r>
+        <w:rPr>
+          <w:rFonts w:ascii="Aptos" w:hAnsi="Aptos"/>
+          <w:lang w:val="en-PK"/>
+        </w:rPr>
+        <w:t xml:space="preserve">This project is licensed under the </w:t>
+      </w:r>
+      <w:r>
+        <w:rPr>
+          <w:rFonts w:ascii="Aptos" w:hAnsi="Aptos"/>
+          <w:b/>
+          <w:bCs/>
+          <w:lang w:val="en-PK"/>
+        </w:rPr>
+        <w:t>MIT License</w:t>
+      </w:r>
+      <w:r>
+        <w:rPr>
+          <w:rFonts w:ascii="Aptos" w:hAnsi="Aptos"/>
+          <w:lang w:val="en-PK"/>
+        </w:rPr>
+        <w:t xml:space="preserve">, allowing open use, modification, and distribution. See the </w:t>
+      </w:r>
+      <w:hyperlink r:id="rId23" w:tgtFrame="_new" w:history="1">
+        <w:r>
+          <w:rPr>
+            <w:rStyle w:val="Hyperlink"/>
+            <w:rFonts w:ascii="Aptos" w:hAnsi="Aptos"/>
+            <w:lang w:val="en-PK"/>
+          </w:rPr>
+          <w:t>LICENSE</w:t>
+        </w:r>
+      </w:hyperlink>
+      <w:r>
+        <w:rPr>
+          <w:rFonts w:ascii="Aptos" w:hAnsi="Aptos"/>
+          <w:lang w:val="en-PK"/>
+        </w:rPr>
+        <w:t xml:space="preserve"> file for details.</w:t>
+      </w:r>
+    </w:p>
+    <w:p>
+      <w:pPr>
+        <w:rPr>
+          <w:rFonts w:ascii="Aptos" w:hAnsi="Aptos"/>
+          <w:b/>
+          <w:bCs/>
+          <w:sz w:val="40"/>
+          <w:szCs w:val="40"/>
+        </w:rPr>
+      </w:pPr>
+      <w:r>
+        <w:rPr>
+          <w:rFonts w:ascii="Aptos" w:hAnsi="Aptos"/>
+          <w:b/>
+          <w:bCs/>
+          <w:sz w:val="40"/>
+          <w:szCs w:val="40"/>
+        </w:rPr>
         <w:t>References:</w:t>
       </w:r>
     </w:p>
@@ -3729,25 +4594,28 @@
           <w:rFonts w:ascii="Aptos" w:hAnsi="Aptos"/>
           <w:sz w:val="24"/>
           <w:szCs w:val="24"/>
-        </w:rPr>
-      </w:pPr>
-      <w:r>
-        <w:rPr>
-          <w:rFonts w:ascii="Aptos" w:hAnsi="Aptos"/>
-          <w:sz w:val="24"/>
-          <w:szCs w:val="24"/>
+          <w:lang w:val="en-PK"/>
+        </w:rPr>
+      </w:pPr>
+      <w:r>
+        <w:rPr>
+          <w:rFonts w:ascii="Aptos" w:hAnsi="Aptos"/>
+          <w:sz w:val="24"/>
+          <w:szCs w:val="24"/>
+          <w:lang w:val="en-PK"/>
         </w:rPr>
         <w:t xml:space="preserve">UCI Machine Learning Repository: </w:t>
       </w:r>
-      <w:hyperlink r:id="rId17" w:tgtFrame="_new" w:history="1">
+      <w:hyperlink r:id="rId24" w:tgtFrame="_new" w:history="1">
         <w:r>
           <w:rPr>
             <w:rStyle w:val="Hyperlink"/>
             <w:rFonts w:ascii="Aptos" w:hAnsi="Aptos"/>
             <w:sz w:val="24"/>
             <w:szCs w:val="24"/>
+            <w:lang w:val="en-PK"/>
           </w:rPr>
-          <w:t>https://archive.ics.uci.edu/ml/datasets/iris</w:t>
+          <w:t>Iris Dataset</w:t>
         </w:r>
       </w:hyperlink>
       <w:r>
@@ -3755,6 +4623,7 @@
           <w:rFonts w:ascii="Aptos" w:hAnsi="Aptos"/>
           <w:sz w:val="24"/>
           <w:szCs w:val="24"/>
+          <w:lang w:val="en-PK"/>
         </w:rPr>
         <w:t>.</w:t>
       </w:r>
@@ -3770,34 +4639,17 @@
           <w:rFonts w:ascii="Aptos" w:hAnsi="Aptos"/>
           <w:sz w:val="24"/>
           <w:szCs w:val="24"/>
-        </w:rPr>
-      </w:pPr>
-      <w:r>
-        <w:rPr>
-          <w:rFonts w:ascii="Aptos" w:hAnsi="Aptos"/>
-          <w:sz w:val="24"/>
-          <w:szCs w:val="24"/>
-        </w:rPr>
-        <w:t xml:space="preserve">Scikit-learn Documentation: </w:t>
-      </w:r>
-      <w:hyperlink r:id="rId18" w:tgtFrame="_new" w:history="1">
-        <w:r>
-          <w:rPr>
-            <w:rStyle w:val="Hyperlink"/>
-            <w:rFonts w:ascii="Aptos" w:hAnsi="Aptos"/>
-            <w:sz w:val="24"/>
-            <w:szCs w:val="24"/>
-          </w:rPr>
-          <w:t>https://scikit-learn.org</w:t>
-        </w:r>
-      </w:hyperlink>
-      <w:r>
-        <w:rPr>
-          <w:rFonts w:ascii="Aptos" w:hAnsi="Aptos"/>
-          <w:sz w:val="24"/>
-          <w:szCs w:val="24"/>
-        </w:rPr>
-        <w:t>.</w:t>
+          <w:lang w:val="en-PK"/>
+        </w:rPr>
+      </w:pPr>
+      <w:r>
+        <w:rPr>
+          <w:rFonts w:ascii="Aptos" w:hAnsi="Aptos"/>
+          <w:sz w:val="24"/>
+          <w:szCs w:val="24"/>
+          <w:lang w:val="en-PK"/>
+        </w:rPr>
+        <w:t>Scikit-learn Documentation: Decision Trees.</w:t>
       </w:r>
     </w:p>
     <w:p>
@@ -3811,33 +4663,17 @@
           <w:rFonts w:ascii="Aptos" w:hAnsi="Aptos"/>
           <w:sz w:val="24"/>
           <w:szCs w:val="24"/>
-        </w:rPr>
-      </w:pPr>
-      <w:r>
-        <w:rPr>
-          <w:rFonts w:ascii="Aptos" w:hAnsi="Aptos"/>
-          <w:sz w:val="24"/>
-          <w:szCs w:val="24"/>
-        </w:rPr>
-        <w:t xml:space="preserve">Hastie, T., </w:t>
-      </w:r>
-      <w:proofErr w:type="spellStart"/>
-      <w:r>
-        <w:rPr>
-          <w:rFonts w:ascii="Aptos" w:hAnsi="Aptos"/>
-          <w:sz w:val="24"/>
-          <w:szCs w:val="24"/>
-        </w:rPr>
-        <w:t>Tibshirani</w:t>
-      </w:r>
-      <w:proofErr w:type="spellEnd"/>
-      <w:r>
-        <w:rPr>
-          <w:rFonts w:ascii="Aptos" w:hAnsi="Aptos"/>
-          <w:sz w:val="24"/>
-          <w:szCs w:val="24"/>
-        </w:rPr>
-        <w:t xml:space="preserve">, R., &amp; Friedman, J. (2009). </w:t>
+          <w:lang w:val="en-PK"/>
+        </w:rPr>
+      </w:pPr>
+      <w:r>
+        <w:rPr>
+          <w:rFonts w:ascii="Aptos" w:hAnsi="Aptos"/>
+          <w:sz w:val="24"/>
+          <w:szCs w:val="24"/>
+          <w:lang w:val="en-PK"/>
+        </w:rPr>
+        <w:t xml:space="preserve">Hastie, T., Tibshirani, R., &amp; Friedman, J. (2009). </w:t>
       </w:r>
       <w:r>
         <w:rPr>
@@ -3846,6 +4682,7 @@
           <w:iCs/>
           <w:sz w:val="24"/>
           <w:szCs w:val="24"/>
+          <w:lang w:val="en-PK"/>
         </w:rPr>
         <w:t>The Elements of Statistical Learning</w:t>
       </w:r>
@@ -3854,6 +4691,7 @@
           <w:rFonts w:ascii="Aptos" w:hAnsi="Aptos"/>
           <w:sz w:val="24"/>
           <w:szCs w:val="24"/>
+          <w:lang w:val="en-PK"/>
         </w:rPr>
         <w:t>.</w:t>
       </w:r>
@@ -3869,25 +4707,17 @@
           <w:rFonts w:ascii="Aptos" w:hAnsi="Aptos"/>
           <w:sz w:val="24"/>
           <w:szCs w:val="24"/>
-        </w:rPr>
-      </w:pPr>
-      <w:proofErr w:type="spellStart"/>
-      <w:r>
-        <w:rPr>
-          <w:rFonts w:ascii="Aptos" w:hAnsi="Aptos"/>
-          <w:sz w:val="24"/>
-          <w:szCs w:val="24"/>
-        </w:rPr>
-        <w:t>Breiman</w:t>
-      </w:r>
-      <w:proofErr w:type="spellEnd"/>
-      <w:r>
-        <w:rPr>
-          <w:rFonts w:ascii="Aptos" w:hAnsi="Aptos"/>
-          <w:sz w:val="24"/>
-          <w:szCs w:val="24"/>
-        </w:rPr>
-        <w:t xml:space="preserve">, L., et al. (1984). </w:t>
+          <w:lang w:val="en-PK"/>
+        </w:rPr>
+      </w:pPr>
+      <w:r>
+        <w:rPr>
+          <w:rFonts w:ascii="Aptos" w:hAnsi="Aptos"/>
+          <w:sz w:val="24"/>
+          <w:szCs w:val="24"/>
+          <w:lang w:val="en-PK"/>
+        </w:rPr>
+        <w:t xml:space="preserve">Breiman, L., et al. (1984). </w:t>
       </w:r>
       <w:r>
         <w:rPr>
@@ -3896,6 +4726,7 @@
           <w:iCs/>
           <w:sz w:val="24"/>
           <w:szCs w:val="24"/>
+          <w:lang w:val="en-PK"/>
         </w:rPr>
         <w:t>Classification and Regression Trees</w:t>
       </w:r>
@@ -3904,6 +4735,7 @@
           <w:rFonts w:ascii="Aptos" w:hAnsi="Aptos"/>
           <w:sz w:val="24"/>
           <w:szCs w:val="24"/>
+          <w:lang w:val="en-PK"/>
         </w:rPr>
         <w:t>.</w:t>
       </w:r>
@@ -3921,23 +4753,14 @@
           <w:szCs w:val="24"/>
         </w:rPr>
       </w:pPr>
-      <w:proofErr w:type="spellStart"/>
-      <w:r>
-        <w:rPr>
-          <w:rFonts w:ascii="Aptos" w:hAnsi="Aptos"/>
-          <w:sz w:val="24"/>
-          <w:szCs w:val="24"/>
-        </w:rPr>
-        <w:t>Géron</w:t>
-      </w:r>
-      <w:proofErr w:type="spellEnd"/>
-      <w:r>
-        <w:rPr>
-          <w:rFonts w:ascii="Aptos" w:hAnsi="Aptos"/>
-          <w:sz w:val="24"/>
-          <w:szCs w:val="24"/>
-        </w:rPr>
-        <w:t xml:space="preserve">, A. (2019). </w:t>
+      <w:r>
+        <w:rPr>
+          <w:rFonts w:ascii="Aptos" w:hAnsi="Aptos"/>
+          <w:sz w:val="24"/>
+          <w:szCs w:val="24"/>
+          <w:lang w:val="en-PK"/>
+        </w:rPr>
+        <w:t xml:space="preserve">Géron, A. (2019). </w:t>
       </w:r>
       <w:r>
         <w:rPr>
@@ -3946,36 +4769,16 @@
           <w:iCs/>
           <w:sz w:val="24"/>
           <w:szCs w:val="24"/>
-        </w:rPr>
-        <w:t xml:space="preserve">Hands-On Machine Learning with Scikit-Learn, </w:t>
-      </w:r>
-      <w:proofErr w:type="spellStart"/>
-      <w:r>
-        <w:rPr>
-          <w:rFonts w:ascii="Aptos" w:hAnsi="Aptos"/>
-          <w:i/>
-          <w:iCs/>
-          <w:sz w:val="24"/>
-          <w:szCs w:val="24"/>
-        </w:rPr>
-        <w:t>Keras</w:t>
-      </w:r>
-      <w:proofErr w:type="spellEnd"/>
-      <w:r>
-        <w:rPr>
-          <w:rFonts w:ascii="Aptos" w:hAnsi="Aptos"/>
-          <w:i/>
-          <w:iCs/>
-          <w:sz w:val="24"/>
-          <w:szCs w:val="24"/>
-        </w:rPr>
-        <w:t>, and TensorFlow</w:t>
-      </w:r>
-      <w:r>
-        <w:rPr>
-          <w:rFonts w:ascii="Aptos" w:hAnsi="Aptos"/>
-          <w:sz w:val="24"/>
-          <w:szCs w:val="24"/>
+          <w:lang w:val="en-PK"/>
+        </w:rPr>
+        <w:t>Hands-On Machine Learning with Scikit-Learn, Keras, and TensorFlow</w:t>
+      </w:r>
+      <w:r>
+        <w:rPr>
+          <w:rFonts w:ascii="Aptos" w:hAnsi="Aptos"/>
+          <w:sz w:val="24"/>
+          <w:szCs w:val="24"/>
+          <w:lang w:val="en-PK"/>
         </w:rPr>
         <w:t>.</w:t>
       </w:r>
@@ -5452,6 +6255,155 @@
     </w:lvl>
   </w:abstractNum>
   <w:abstractNum w:abstractNumId="11" w15:restartNumberingAfterBreak="0">
+    <w:nsid w:val="1AED19BB"/>
+    <w:multiLevelType w:val="multilevel"/>
+    <w:tmpl w:val="A994FFBA"/>
+    <w:lvl w:ilvl="0">
+      <w:start w:val="1"/>
+      <w:numFmt w:val="bullet"/>
+      <w:lvlText w:val=""/>
+      <w:lvlJc w:val="left"/>
+      <w:pPr>
+        <w:tabs>
+          <w:tab w:val="num" w:pos="720"/>
+        </w:tabs>
+        <w:ind w:left="720" w:hanging="360"/>
+      </w:pPr>
+      <w:rPr>
+        <w:rFonts w:ascii="Symbol" w:hAnsi="Symbol" w:hint="default"/>
+        <w:sz w:val="20"/>
+      </w:rPr>
+    </w:lvl>
+    <w:lvl w:ilvl="1" w:tentative="1">
+      <w:start w:val="1"/>
+      <w:numFmt w:val="bullet"/>
+      <w:lvlText w:val="o"/>
+      <w:lvlJc w:val="left"/>
+      <w:pPr>
+        <w:tabs>
+          <w:tab w:val="num" w:pos="1440"/>
+        </w:tabs>
+        <w:ind w:left="1440" w:hanging="360"/>
+      </w:pPr>
+      <w:rPr>
+        <w:rFonts w:ascii="Courier New" w:hAnsi="Courier New" w:hint="default"/>
+        <w:sz w:val="20"/>
+      </w:rPr>
+    </w:lvl>
+    <w:lvl w:ilvl="2" w:tentative="1">
+      <w:start w:val="1"/>
+      <w:numFmt w:val="bullet"/>
+      <w:lvlText w:val=""/>
+      <w:lvlJc w:val="left"/>
+      <w:pPr>
+        <w:tabs>
+          <w:tab w:val="num" w:pos="2160"/>
+        </w:tabs>
+        <w:ind w:left="2160" w:hanging="360"/>
+      </w:pPr>
+      <w:rPr>
+        <w:rFonts w:ascii="Wingdings" w:hAnsi="Wingdings" w:hint="default"/>
+        <w:sz w:val="20"/>
+      </w:rPr>
+    </w:lvl>
+    <w:lvl w:ilvl="3" w:tentative="1">
+      <w:start w:val="1"/>
+      <w:numFmt w:val="bullet"/>
+      <w:lvlText w:val=""/>
+      <w:lvlJc w:val="left"/>
+      <w:pPr>
+        <w:tabs>
+          <w:tab w:val="num" w:pos="2880"/>
+        </w:tabs>
+        <w:ind w:left="2880" w:hanging="360"/>
+      </w:pPr>
+      <w:rPr>
+        <w:rFonts w:ascii="Wingdings" w:hAnsi="Wingdings" w:hint="default"/>
+        <w:sz w:val="20"/>
+      </w:rPr>
+    </w:lvl>
+    <w:lvl w:ilvl="4" w:tentative="1">
+      <w:start w:val="1"/>
+      <w:numFmt w:val="bullet"/>
+      <w:lvlText w:val=""/>
+      <w:lvlJc w:val="left"/>
+      <w:pPr>
+        <w:tabs>
+          <w:tab w:val="num" w:pos="3600"/>
+        </w:tabs>
+        <w:ind w:left="3600" w:hanging="360"/>
+      </w:pPr>
+      <w:rPr>
+        <w:rFonts w:ascii="Wingdings" w:hAnsi="Wingdings" w:hint="default"/>
+        <w:sz w:val="20"/>
+      </w:rPr>
+    </w:lvl>
+    <w:lvl w:ilvl="5" w:tentative="1">
+      <w:start w:val="1"/>
+      <w:numFmt w:val="bullet"/>
+      <w:lvlText w:val=""/>
+      <w:lvlJc w:val="left"/>
+      <w:pPr>
+        <w:tabs>
+          <w:tab w:val="num" w:pos="4320"/>
+        </w:tabs>
+        <w:ind w:left="4320" w:hanging="360"/>
+      </w:pPr>
+      <w:rPr>
+        <w:rFonts w:ascii="Wingdings" w:hAnsi="Wingdings" w:hint="default"/>
+        <w:sz w:val="20"/>
+      </w:rPr>
+    </w:lvl>
+    <w:lvl w:ilvl="6" w:tentative="1">
+      <w:start w:val="1"/>
+      <w:numFmt w:val="bullet"/>
+      <w:lvlText w:val=""/>
+      <w:lvlJc w:val="left"/>
+      <w:pPr>
+        <w:tabs>
+          <w:tab w:val="num" w:pos="5040"/>
+        </w:tabs>
+        <w:ind w:left="5040" w:hanging="360"/>
+      </w:pPr>
+      <w:rPr>
+        <w:rFonts w:ascii="Wingdings" w:hAnsi="Wingdings" w:hint="default"/>
+        <w:sz w:val="20"/>
+      </w:rPr>
+    </w:lvl>
+    <w:lvl w:ilvl="7" w:tentative="1">
+      <w:start w:val="1"/>
+      <w:numFmt w:val="bullet"/>
+      <w:lvlText w:val=""/>
+      <w:lvlJc w:val="left"/>
+      <w:pPr>
+        <w:tabs>
+          <w:tab w:val="num" w:pos="5760"/>
+        </w:tabs>
+        <w:ind w:left="5760" w:hanging="360"/>
+      </w:pPr>
+      <w:rPr>
+        <w:rFonts w:ascii="Wingdings" w:hAnsi="Wingdings" w:hint="default"/>
+        <w:sz w:val="20"/>
+      </w:rPr>
+    </w:lvl>
+    <w:lvl w:ilvl="8" w:tentative="1">
+      <w:start w:val="1"/>
+      <w:numFmt w:val="bullet"/>
+      <w:lvlText w:val=""/>
+      <w:lvlJc w:val="left"/>
+      <w:pPr>
+        <w:tabs>
+          <w:tab w:val="num" w:pos="6480"/>
+        </w:tabs>
+        <w:ind w:left="6480" w:hanging="360"/>
+      </w:pPr>
+      <w:rPr>
+        <w:rFonts w:ascii="Wingdings" w:hAnsi="Wingdings" w:hint="default"/>
+        <w:sz w:val="20"/>
+      </w:rPr>
+    </w:lvl>
+  </w:abstractNum>
+  <w:abstractNum w:abstractNumId="12" w15:restartNumberingAfterBreak="0">
     <w:nsid w:val="1BA71D11"/>
     <w:multiLevelType w:val="multilevel"/>
     <w:tmpl w:val="89062C1A"/>
@@ -5600,7 +6552,7 @@
       </w:rPr>
     </w:lvl>
   </w:abstractNum>
-  <w:abstractNum w:abstractNumId="12" w15:restartNumberingAfterBreak="0">
+  <w:abstractNum w:abstractNumId="13" w15:restartNumberingAfterBreak="0">
     <w:nsid w:val="1F9256FB"/>
     <w:multiLevelType w:val="multilevel"/>
     <w:tmpl w:val="3B8E27DE"/>
@@ -5749,7 +6701,7 @@
       </w:rPr>
     </w:lvl>
   </w:abstractNum>
-  <w:abstractNum w:abstractNumId="13" w15:restartNumberingAfterBreak="0">
+  <w:abstractNum w:abstractNumId="14" w15:restartNumberingAfterBreak="0">
     <w:nsid w:val="250A1CA6"/>
     <w:multiLevelType w:val="multilevel"/>
     <w:tmpl w:val="AA2841A8"/>
@@ -5898,7 +6850,120 @@
       </w:rPr>
     </w:lvl>
   </w:abstractNum>
-  <w:abstractNum w:abstractNumId="14" w15:restartNumberingAfterBreak="0">
+  <w:abstractNum w:abstractNumId="15" w15:restartNumberingAfterBreak="0">
+    <w:nsid w:val="27760E97"/>
+    <w:multiLevelType w:val="multilevel"/>
+    <w:tmpl w:val="D2964CA2"/>
+    <w:lvl w:ilvl="0">
+      <w:start w:val="1"/>
+      <w:numFmt w:val="decimal"/>
+      <w:lvlText w:val="%1."/>
+      <w:lvlJc w:val="left"/>
+      <w:pPr>
+        <w:tabs>
+          <w:tab w:val="num" w:pos="720"/>
+        </w:tabs>
+        <w:ind w:left="720" w:hanging="360"/>
+      </w:pPr>
+    </w:lvl>
+    <w:lvl w:ilvl="1" w:tentative="1">
+      <w:start w:val="1"/>
+      <w:numFmt w:val="decimal"/>
+      <w:lvlText w:val="%2."/>
+      <w:lvlJc w:val="left"/>
+      <w:pPr>
+        <w:tabs>
+          <w:tab w:val="num" w:pos="1440"/>
+        </w:tabs>
+        <w:ind w:left="1440" w:hanging="360"/>
+      </w:pPr>
+    </w:lvl>
+    <w:lvl w:ilvl="2" w:tentative="1">
+      <w:start w:val="1"/>
+      <w:numFmt w:val="decimal"/>
+      <w:lvlText w:val="%3."/>
+      <w:lvlJc w:val="left"/>
+      <w:pPr>
+        <w:tabs>
+          <w:tab w:val="num" w:pos="2160"/>
+        </w:tabs>
+        <w:ind w:left="2160" w:hanging="360"/>
+      </w:pPr>
+    </w:lvl>
+    <w:lvl w:ilvl="3" w:tentative="1">
+      <w:start w:val="1"/>
+      <w:numFmt w:val="decimal"/>
+      <w:lvlText w:val="%4."/>
+      <w:lvlJc w:val="left"/>
+      <w:pPr>
+        <w:tabs>
+          <w:tab w:val="num" w:pos="2880"/>
+        </w:tabs>
+        <w:ind w:left="2880" w:hanging="360"/>
+      </w:pPr>
+    </w:lvl>
+    <w:lvl w:ilvl="4" w:tentative="1">
+      <w:start w:val="1"/>
+      <w:numFmt w:val="decimal"/>
+      <w:lvlText w:val="%5."/>
+      <w:lvlJc w:val="left"/>
+      <w:pPr>
+        <w:tabs>
+          <w:tab w:val="num" w:pos="3600"/>
+        </w:tabs>
+        <w:ind w:left="3600" w:hanging="360"/>
+      </w:pPr>
+    </w:lvl>
+    <w:lvl w:ilvl="5" w:tentative="1">
+      <w:start w:val="1"/>
+      <w:numFmt w:val="decimal"/>
+      <w:lvlText w:val="%6."/>
+      <w:lvlJc w:val="left"/>
+      <w:pPr>
+        <w:tabs>
+          <w:tab w:val="num" w:pos="4320"/>
+        </w:tabs>
+        <w:ind w:left="4320" w:hanging="360"/>
+      </w:pPr>
+    </w:lvl>
+    <w:lvl w:ilvl="6" w:tentative="1">
+      <w:start w:val="1"/>
+      <w:numFmt w:val="decimal"/>
+      <w:lvlText w:val="%7."/>
+      <w:lvlJc w:val="left"/>
+      <w:pPr>
+        <w:tabs>
+          <w:tab w:val="num" w:pos="5040"/>
+        </w:tabs>
+        <w:ind w:left="5040" w:hanging="360"/>
+      </w:pPr>
+    </w:lvl>
+    <w:lvl w:ilvl="7" w:tentative="1">
+      <w:start w:val="1"/>
+      <w:numFmt w:val="decimal"/>
+      <w:lvlText w:val="%8."/>
+      <w:lvlJc w:val="left"/>
+      <w:pPr>
+        <w:tabs>
+          <w:tab w:val="num" w:pos="5760"/>
+        </w:tabs>
+        <w:ind w:left="5760" w:hanging="360"/>
+      </w:pPr>
+    </w:lvl>
+    <w:lvl w:ilvl="8" w:tentative="1">
+      <w:start w:val="1"/>
+      <w:numFmt w:val="decimal"/>
+      <w:lvlText w:val="%9."/>
+      <w:lvlJc w:val="left"/>
+      <w:pPr>
+        <w:tabs>
+          <w:tab w:val="num" w:pos="6480"/>
+        </w:tabs>
+        <w:ind w:left="6480" w:hanging="360"/>
+      </w:pPr>
+    </w:lvl>
+  </w:abstractNum>
+  <w:abstractNum w:abstractNumId="16" w15:restartNumberingAfterBreak="0">
     <w:nsid w:val="27B20FAC"/>
     <w:multiLevelType w:val="multilevel"/>
     <w:tmpl w:val="B87E69AA"/>
@@ -6047,7 +7112,7 @@
       </w:rPr>
     </w:lvl>
   </w:abstractNum>
-  <w:abstractNum w:abstractNumId="15" w15:restartNumberingAfterBreak="0">
+  <w:abstractNum w:abstractNumId="17" w15:restartNumberingAfterBreak="0">
     <w:nsid w:val="288B2851"/>
     <w:multiLevelType w:val="multilevel"/>
     <w:tmpl w:val="1A604414"/>
@@ -6196,7 +7261,7 @@
       </w:rPr>
     </w:lvl>
   </w:abstractNum>
-  <w:abstractNum w:abstractNumId="16" w15:restartNumberingAfterBreak="0">
+  <w:abstractNum w:abstractNumId="18" w15:restartNumberingAfterBreak="0">
     <w:nsid w:val="29695E23"/>
     <w:multiLevelType w:val="multilevel"/>
     <w:tmpl w:val="7FB6036A"/>
@@ -6345,7 +7410,7 @@
       </w:rPr>
     </w:lvl>
   </w:abstractNum>
-  <w:abstractNum w:abstractNumId="17" w15:restartNumberingAfterBreak="0">
+  <w:abstractNum w:abstractNumId="19" w15:restartNumberingAfterBreak="0">
     <w:nsid w:val="31986291"/>
     <w:multiLevelType w:val="multilevel"/>
     <w:tmpl w:val="37643FC6"/>
@@ -6458,7 +7523,7 @@
       </w:pPr>
     </w:lvl>
   </w:abstractNum>
-  <w:abstractNum w:abstractNumId="18" w15:restartNumberingAfterBreak="0">
+  <w:abstractNum w:abstractNumId="20" w15:restartNumberingAfterBreak="0">
     <w:nsid w:val="32E411EB"/>
     <w:multiLevelType w:val="multilevel"/>
     <w:tmpl w:val="3E103E1C"/>
@@ -6571,7 +7636,7 @@
       </w:pPr>
     </w:lvl>
   </w:abstractNum>
-  <w:abstractNum w:abstractNumId="19" w15:restartNumberingAfterBreak="0">
+  <w:abstractNum w:abstractNumId="21" w15:restartNumberingAfterBreak="0">
     <w:nsid w:val="350E0B67"/>
     <w:multiLevelType w:val="multilevel"/>
     <w:tmpl w:val="4574DD42"/>
@@ -6684,7 +7749,7 @@
       </w:pPr>
     </w:lvl>
   </w:abstractNum>
-  <w:abstractNum w:abstractNumId="20" w15:restartNumberingAfterBreak="0">
+  <w:abstractNum w:abstractNumId="22" w15:restartNumberingAfterBreak="0">
     <w:nsid w:val="35456524"/>
     <w:multiLevelType w:val="multilevel"/>
     <w:tmpl w:val="AC76B52A"/>
@@ -6833,7 +7898,7 @@
       </w:rPr>
     </w:lvl>
   </w:abstractNum>
-  <w:abstractNum w:abstractNumId="21" w15:restartNumberingAfterBreak="0">
+  <w:abstractNum w:abstractNumId="23" w15:restartNumberingAfterBreak="0">
     <w:nsid w:val="393C757A"/>
     <w:multiLevelType w:val="multilevel"/>
     <w:tmpl w:val="5416367A"/>
@@ -6982,7 +8047,120 @@
       </w:rPr>
     </w:lvl>
   </w:abstractNum>
-  <w:abstractNum w:abstractNumId="22" w15:restartNumberingAfterBreak="0">
+  <w:abstractNum w:abstractNumId="24" w15:restartNumberingAfterBreak="0">
+    <w:nsid w:val="421A2C41"/>
+    <w:multiLevelType w:val="multilevel"/>
+    <w:tmpl w:val="015EBEA6"/>
+    <w:lvl w:ilvl="0">
+      <w:start w:val="1"/>
+      <w:numFmt w:val="decimal"/>
+      <w:lvlText w:val="%1."/>
+      <w:lvlJc w:val="left"/>
+      <w:pPr>
+        <w:tabs>
+          <w:tab w:val="num" w:pos="720"/>
+        </w:tabs>
+        <w:ind w:left="720" w:hanging="360"/>
+      </w:pPr>
+    </w:lvl>
+    <w:lvl w:ilvl="1" w:tentative="1">
+      <w:start w:val="1"/>
+      <w:numFmt w:val="decimal"/>
+      <w:lvlText w:val="%2."/>
+      <w:lvlJc w:val="left"/>
+      <w:pPr>
+        <w:tabs>
+          <w:tab w:val="num" w:pos="1440"/>
+        </w:tabs>
+        <w:ind w:left="1440" w:hanging="360"/>
+      </w:pPr>
+    </w:lvl>
+    <w:lvl w:ilvl="2" w:tentative="1">
+      <w:start w:val="1"/>
+      <w:numFmt w:val="decimal"/>
+      <w:lvlText w:val="%3."/>
+      <w:lvlJc w:val="left"/>
+      <w:pPr>
+        <w:tabs>
+          <w:tab w:val="num" w:pos="2160"/>
+        </w:tabs>
+        <w:ind w:left="2160" w:hanging="360"/>
+      </w:pPr>
+    </w:lvl>
+    <w:lvl w:ilvl="3" w:tentative="1">
+      <w:start w:val="1"/>
+      <w:numFmt w:val="decimal"/>
+      <w:lvlText w:val="%4."/>
+      <w:lvlJc w:val="left"/>
+      <w:pPr>
+        <w:tabs>
+          <w:tab w:val="num" w:pos="2880"/>
+        </w:tabs>
+        <w:ind w:left="2880" w:hanging="360"/>
+      </w:pPr>
+    </w:lvl>
+    <w:lvl w:ilvl="4" w:tentative="1">
+      <w:start w:val="1"/>
+      <w:numFmt w:val="decimal"/>
+      <w:lvlText w:val="%5."/>
+      <w:lvlJc w:val="left"/>
+      <w:pPr>
+        <w:tabs>
+          <w:tab w:val="num" w:pos="3600"/>
+        </w:tabs>
+        <w:ind w:left="3600" w:hanging="360"/>
+      </w:pPr>
+    </w:lvl>
+    <w:lvl w:ilvl="5" w:tentative="1">
+      <w:start w:val="1"/>
+      <w:numFmt w:val="decimal"/>
+      <w:lvlText w:val="%6."/>
+      <w:lvlJc w:val="left"/>
+      <w:pPr>
+        <w:tabs>
+          <w:tab w:val="num" w:pos="4320"/>
+        </w:tabs>
+        <w:ind w:left="4320" w:hanging="360"/>
+      </w:pPr>
+    </w:lvl>
+    <w:lvl w:ilvl="6" w:tentative="1">
+      <w:start w:val="1"/>
+      <w:numFmt w:val="decimal"/>
+      <w:lvlText w:val="%7."/>
+      <w:lvlJc w:val="left"/>
+      <w:pPr>
+        <w:tabs>
+          <w:tab w:val="num" w:pos="5040"/>
+        </w:tabs>
+        <w:ind w:left="5040" w:hanging="360"/>
+      </w:pPr>
+    </w:lvl>
+    <w:lvl w:ilvl="7" w:tentative="1">
+      <w:start w:val="1"/>
+      <w:numFmt w:val="decimal"/>
+      <w:lvlText w:val="%8."/>
+      <w:lvlJc w:val="left"/>
+      <w:pPr>
+        <w:tabs>
+          <w:tab w:val="num" w:pos="5760"/>
+        </w:tabs>
+        <w:ind w:left="5760" w:hanging="360"/>
+      </w:pPr>
+    </w:lvl>
+    <w:lvl w:ilvl="8" w:tentative="1">
+      <w:start w:val="1"/>
+      <w:numFmt w:val="decimal"/>
+      <w:lvlText w:val="%9."/>
+      <w:lvlJc w:val="left"/>
+      <w:pPr>
+        <w:tabs>
+          <w:tab w:val="num" w:pos="6480"/>
+        </w:tabs>
+        <w:ind w:left="6480" w:hanging="360"/>
+      </w:pPr>
+    </w:lvl>
+  </w:abstractNum>
+  <w:abstractNum w:abstractNumId="25" w15:restartNumberingAfterBreak="0">
     <w:nsid w:val="424B0543"/>
     <w:multiLevelType w:val="multilevel"/>
     <w:tmpl w:val="056AF306"/>
@@ -7131,7 +8309,7 @@
       </w:rPr>
     </w:lvl>
   </w:abstractNum>
-  <w:abstractNum w:abstractNumId="23" w15:restartNumberingAfterBreak="0">
+  <w:abstractNum w:abstractNumId="26" w15:restartNumberingAfterBreak="0">
     <w:nsid w:val="450F06DB"/>
     <w:multiLevelType w:val="multilevel"/>
     <w:tmpl w:val="41F4B4C2"/>
@@ -7280,7 +8458,7 @@
       </w:rPr>
     </w:lvl>
   </w:abstractNum>
-  <w:abstractNum w:abstractNumId="24" w15:restartNumberingAfterBreak="0">
+  <w:abstractNum w:abstractNumId="27" w15:restartNumberingAfterBreak="0">
     <w:nsid w:val="45E119DB"/>
     <w:multiLevelType w:val="hybridMultilevel"/>
     <w:tmpl w:val="16FC0E0E"/>
@@ -7393,7 +8571,7 @@
       </w:rPr>
     </w:lvl>
   </w:abstractNum>
-  <w:abstractNum w:abstractNumId="25" w15:restartNumberingAfterBreak="0">
+  <w:abstractNum w:abstractNumId="28" w15:restartNumberingAfterBreak="0">
     <w:nsid w:val="4C094C4F"/>
     <w:multiLevelType w:val="multilevel"/>
     <w:tmpl w:val="6D0A8204"/>
@@ -7542,7 +8720,7 @@
       </w:rPr>
     </w:lvl>
   </w:abstractNum>
-  <w:abstractNum w:abstractNumId="26" w15:restartNumberingAfterBreak="0">
+  <w:abstractNum w:abstractNumId="29" w15:restartNumberingAfterBreak="0">
     <w:nsid w:val="4CCB4338"/>
     <w:multiLevelType w:val="multilevel"/>
     <w:tmpl w:val="FF366D30"/>
@@ -7691,7 +8869,7 @@
       </w:rPr>
     </w:lvl>
   </w:abstractNum>
-  <w:abstractNum w:abstractNumId="27" w15:restartNumberingAfterBreak="0">
+  <w:abstractNum w:abstractNumId="30" w15:restartNumberingAfterBreak="0">
     <w:nsid w:val="54923EA9"/>
     <w:multiLevelType w:val="multilevel"/>
     <w:tmpl w:val="488E031E"/>
@@ -7804,7 +8982,7 @@
       </w:pPr>
     </w:lvl>
   </w:abstractNum>
-  <w:abstractNum w:abstractNumId="28" w15:restartNumberingAfterBreak="0">
+  <w:abstractNum w:abstractNumId="31" w15:restartNumberingAfterBreak="0">
     <w:nsid w:val="56536D6B"/>
     <w:multiLevelType w:val="multilevel"/>
     <w:tmpl w:val="E4F8BA78"/>
@@ -7953,7 +9131,7 @@
       </w:rPr>
     </w:lvl>
   </w:abstractNum>
-  <w:abstractNum w:abstractNumId="29" w15:restartNumberingAfterBreak="0">
+  <w:abstractNum w:abstractNumId="32" w15:restartNumberingAfterBreak="0">
     <w:nsid w:val="58FA44DE"/>
     <w:multiLevelType w:val="multilevel"/>
     <w:tmpl w:val="5C4439B4"/>
@@ -8066,7 +9244,7 @@
       </w:pPr>
     </w:lvl>
   </w:abstractNum>
-  <w:abstractNum w:abstractNumId="30" w15:restartNumberingAfterBreak="0">
+  <w:abstractNum w:abstractNumId="33" w15:restartNumberingAfterBreak="0">
     <w:nsid w:val="59E915A8"/>
     <w:multiLevelType w:val="multilevel"/>
     <w:tmpl w:val="F4FC0986"/>
@@ -8215,7 +9393,7 @@
       </w:rPr>
     </w:lvl>
   </w:abstractNum>
-  <w:abstractNum w:abstractNumId="31" w15:restartNumberingAfterBreak="0">
+  <w:abstractNum w:abstractNumId="34" w15:restartNumberingAfterBreak="0">
     <w:nsid w:val="5BC86034"/>
     <w:multiLevelType w:val="multilevel"/>
     <w:tmpl w:val="069E2544"/>
@@ -8364,7 +9542,7 @@
       </w:rPr>
     </w:lvl>
   </w:abstractNum>
-  <w:abstractNum w:abstractNumId="32" w15:restartNumberingAfterBreak="0">
+  <w:abstractNum w:abstractNumId="35" w15:restartNumberingAfterBreak="0">
     <w:nsid w:val="5C207C20"/>
     <w:multiLevelType w:val="multilevel"/>
     <w:tmpl w:val="6CAEC152"/>
@@ -8513,7 +9691,7 @@
       </w:rPr>
     </w:lvl>
   </w:abstractNum>
-  <w:abstractNum w:abstractNumId="33" w15:restartNumberingAfterBreak="0">
+  <w:abstractNum w:abstractNumId="36" w15:restartNumberingAfterBreak="0">
     <w:nsid w:val="5EB21738"/>
     <w:multiLevelType w:val="multilevel"/>
     <w:tmpl w:val="C5DE7768"/>
@@ -8662,7 +9840,7 @@
       </w:rPr>
     </w:lvl>
   </w:abstractNum>
-  <w:abstractNum w:abstractNumId="34" w15:restartNumberingAfterBreak="0">
+  <w:abstractNum w:abstractNumId="37" w15:restartNumberingAfterBreak="0">
     <w:nsid w:val="60706B94"/>
     <w:multiLevelType w:val="multilevel"/>
     <w:tmpl w:val="D7E2AB98"/>
@@ -8811,7 +9989,7 @@
       </w:rPr>
     </w:lvl>
   </w:abstractNum>
-  <w:abstractNum w:abstractNumId="35" w15:restartNumberingAfterBreak="0">
+  <w:abstractNum w:abstractNumId="38" w15:restartNumberingAfterBreak="0">
     <w:nsid w:val="613C736F"/>
     <w:multiLevelType w:val="multilevel"/>
     <w:tmpl w:val="52B66D62"/>
@@ -8924,7 +10102,7 @@
       </w:pPr>
     </w:lvl>
   </w:abstractNum>
-  <w:abstractNum w:abstractNumId="36" w15:restartNumberingAfterBreak="0">
+  <w:abstractNum w:abstractNumId="39" w15:restartNumberingAfterBreak="0">
     <w:nsid w:val="6275778B"/>
     <w:multiLevelType w:val="multilevel"/>
     <w:tmpl w:val="E7A66DFE"/>
@@ -9037,7 +10215,7 @@
       </w:pPr>
     </w:lvl>
   </w:abstractNum>
-  <w:abstractNum w:abstractNumId="37" w15:restartNumberingAfterBreak="0">
+  <w:abstractNum w:abstractNumId="40" w15:restartNumberingAfterBreak="0">
     <w:nsid w:val="6359271A"/>
     <w:multiLevelType w:val="multilevel"/>
     <w:tmpl w:val="A606A422"/>
@@ -9186,7 +10364,7 @@
       </w:rPr>
     </w:lvl>
   </w:abstractNum>
-  <w:abstractNum w:abstractNumId="38" w15:restartNumberingAfterBreak="0">
+  <w:abstractNum w:abstractNumId="41" w15:restartNumberingAfterBreak="0">
     <w:nsid w:val="68ED0A21"/>
     <w:multiLevelType w:val="multilevel"/>
     <w:tmpl w:val="86DE5B2A"/>
@@ -9335,7 +10513,7 @@
       </w:rPr>
     </w:lvl>
   </w:abstractNum>
-  <w:abstractNum w:abstractNumId="39" w15:restartNumberingAfterBreak="0">
+  <w:abstractNum w:abstractNumId="42" w15:restartNumberingAfterBreak="0">
     <w:nsid w:val="6C0309FC"/>
     <w:multiLevelType w:val="multilevel"/>
     <w:tmpl w:val="6C9294B8"/>
@@ -9484,7 +10662,7 @@
       </w:rPr>
     </w:lvl>
   </w:abstractNum>
-  <w:abstractNum w:abstractNumId="40" w15:restartNumberingAfterBreak="0">
+  <w:abstractNum w:abstractNumId="43" w15:restartNumberingAfterBreak="0">
     <w:nsid w:val="70280B55"/>
     <w:multiLevelType w:val="multilevel"/>
     <w:tmpl w:val="E862B182"/>
@@ -9597,7 +10775,7 @@
       </w:pPr>
     </w:lvl>
   </w:abstractNum>
-  <w:abstractNum w:abstractNumId="41" w15:restartNumberingAfterBreak="0">
+  <w:abstractNum w:abstractNumId="44" w15:restartNumberingAfterBreak="0">
     <w:nsid w:val="70900E56"/>
     <w:multiLevelType w:val="multilevel"/>
     <w:tmpl w:val="6A3CDF86"/>
@@ -9710,7 +10888,156 @@
       </w:pPr>
     </w:lvl>
   </w:abstractNum>
-  <w:abstractNum w:abstractNumId="42" w15:restartNumberingAfterBreak="0">
+  <w:abstractNum w:abstractNumId="45" w15:restartNumberingAfterBreak="0">
+    <w:nsid w:val="70B1754D"/>
+    <w:multiLevelType w:val="multilevel"/>
+    <w:tmpl w:val="D3F04528"/>
+    <w:lvl w:ilvl="0">
+      <w:start w:val="1"/>
+      <w:numFmt w:val="bullet"/>
+      <w:lvlText w:val=""/>
+      <w:lvlJc w:val="left"/>
+      <w:pPr>
+        <w:tabs>
+          <w:tab w:val="num" w:pos="720"/>
+        </w:tabs>
+        <w:ind w:left="720" w:hanging="360"/>
+      </w:pPr>
+      <w:rPr>
+        <w:rFonts w:ascii="Symbol" w:hAnsi="Symbol" w:hint="default"/>
+        <w:sz w:val="20"/>
+      </w:rPr>
+    </w:lvl>
+    <w:lvl w:ilvl="1" w:tentative="1">
+      <w:start w:val="1"/>
+      <w:numFmt w:val="bullet"/>
+      <w:lvlText w:val="o"/>
+      <w:lvlJc w:val="left"/>
+      <w:pPr>
+        <w:tabs>
+          <w:tab w:val="num" w:pos="1440"/>
+        </w:tabs>
+        <w:ind w:left="1440" w:hanging="360"/>
+      </w:pPr>
+      <w:rPr>
+        <w:rFonts w:ascii="Courier New" w:hAnsi="Courier New" w:hint="default"/>
+        <w:sz w:val="20"/>
+      </w:rPr>
+    </w:lvl>
+    <w:lvl w:ilvl="2" w:tentative="1">
+      <w:start w:val="1"/>
+      <w:numFmt w:val="bullet"/>
+      <w:lvlText w:val=""/>
+      <w:lvlJc w:val="left"/>
+      <w:pPr>
+        <w:tabs>
+          <w:tab w:val="num" w:pos="2160"/>
+        </w:tabs>
+        <w:ind w:left="2160" w:hanging="360"/>
+      </w:pPr>
+      <w:rPr>
+        <w:rFonts w:ascii="Wingdings" w:hAnsi="Wingdings" w:hint="default"/>
+        <w:sz w:val="20"/>
+      </w:rPr>
+    </w:lvl>
+    <w:lvl w:ilvl="3" w:tentative="1">
+      <w:start w:val="1"/>
+      <w:numFmt w:val="bullet"/>
+      <w:lvlText w:val=""/>
+      <w:lvlJc w:val="left"/>
+      <w:pPr>
+        <w:tabs>
+          <w:tab w:val="num" w:pos="2880"/>
+        </w:tabs>
+        <w:ind w:left="2880" w:hanging="360"/>
+      </w:pPr>
+      <w:rPr>
+        <w:rFonts w:ascii="Wingdings" w:hAnsi="Wingdings" w:hint="default"/>
+        <w:sz w:val="20"/>
+      </w:rPr>
+    </w:lvl>
+    <w:lvl w:ilvl="4" w:tentative="1">
+      <w:start w:val="1"/>
+      <w:numFmt w:val="bullet"/>
+      <w:lvlText w:val=""/>
+      <w:lvlJc w:val="left"/>
+      <w:pPr>
+        <w:tabs>
+          <w:tab w:val="num" w:pos="3600"/>
+        </w:tabs>
+        <w:ind w:left="3600" w:hanging="360"/>
+      </w:pPr>
+      <w:rPr>
+        <w:rFonts w:ascii="Wingdings" w:hAnsi="Wingdings" w:hint="default"/>
+        <w:sz w:val="20"/>
+      </w:rPr>
+    </w:lvl>
+    <w:lvl w:ilvl="5" w:tentative="1">
+      <w:start w:val="1"/>
+      <w:numFmt w:val="bullet"/>
+      <w:lvlText w:val=""/>
+      <w:lvlJc w:val="left"/>
+      <w:pPr>
+        <w:tabs>
+          <w:tab w:val="num" w:pos="4320"/>
+        </w:tabs>
+        <w:ind w:left="4320" w:hanging="360"/>
+      </w:pPr>
+      <w:rPr>
+        <w:rFonts w:ascii="Wingdings" w:hAnsi="Wingdings" w:hint="default"/>
+        <w:sz w:val="20"/>
+      </w:rPr>
+    </w:lvl>
+    <w:lvl w:ilvl="6" w:tentative="1">
+      <w:start w:val="1"/>
+      <w:numFmt w:val="bullet"/>
+      <w:lvlText w:val=""/>
+      <w:lvlJc w:val="left"/>
+      <w:pPr>
+        <w:tabs>
+          <w:tab w:val="num" w:pos="5040"/>
+        </w:tabs>
+        <w:ind w:left="5040" w:hanging="360"/>
+      </w:pPr>
+      <w:rPr>
+        <w:rFonts w:ascii="Wingdings" w:hAnsi="Wingdings" w:hint="default"/>
+        <w:sz w:val="20"/>
+      </w:rPr>
+    </w:lvl>
+    <w:lvl w:ilvl="7" w:tentative="1">
+      <w:start w:val="1"/>
+      <w:numFmt w:val="bullet"/>
+      <w:lvlText w:val=""/>
+      <w:lvlJc w:val="left"/>
+      <w:pPr>
+        <w:tabs>
+          <w:tab w:val="num" w:pos="5760"/>
+        </w:tabs>
+        <w:ind w:left="5760" w:hanging="360"/>
+      </w:pPr>
+      <w:rPr>
+        <w:rFonts w:ascii="Wingdings" w:hAnsi="Wingdings" w:hint="default"/>
+        <w:sz w:val="20"/>
+      </w:rPr>
+    </w:lvl>
+    <w:lvl w:ilvl="8" w:tentative="1">
+      <w:start w:val="1"/>
+      <w:numFmt w:val="bullet"/>
+      <w:lvlText w:val=""/>
+      <w:lvlJc w:val="left"/>
+      <w:pPr>
+        <w:tabs>
+          <w:tab w:val="num" w:pos="6480"/>
+        </w:tabs>
+        <w:ind w:left="6480" w:hanging="360"/>
+      </w:pPr>
+      <w:rPr>
+        <w:rFonts w:ascii="Wingdings" w:hAnsi="Wingdings" w:hint="default"/>
+        <w:sz w:val="20"/>
+      </w:rPr>
+    </w:lvl>
+  </w:abstractNum>
+  <w:abstractNum w:abstractNumId="46" w15:restartNumberingAfterBreak="0">
     <w:nsid w:val="71824EFB"/>
     <w:multiLevelType w:val="multilevel"/>
     <w:tmpl w:val="6B82E882"/>
@@ -9859,7 +11186,7 @@
       </w:rPr>
     </w:lvl>
   </w:abstractNum>
-  <w:abstractNum w:abstractNumId="43" w15:restartNumberingAfterBreak="0">
+  <w:abstractNum w:abstractNumId="47" w15:restartNumberingAfterBreak="0">
     <w:nsid w:val="74471655"/>
     <w:multiLevelType w:val="multilevel"/>
     <w:tmpl w:val="D602CC7E"/>
@@ -9972,7 +11299,7 @@
       </w:pPr>
     </w:lvl>
   </w:abstractNum>
-  <w:abstractNum w:abstractNumId="44" w15:restartNumberingAfterBreak="0">
+  <w:abstractNum w:abstractNumId="48" w15:restartNumberingAfterBreak="0">
     <w:nsid w:val="748F64F2"/>
     <w:multiLevelType w:val="multilevel"/>
     <w:tmpl w:val="E2628E46"/>
@@ -10121,7 +11448,7 @@
       </w:rPr>
     </w:lvl>
   </w:abstractNum>
-  <w:abstractNum w:abstractNumId="45" w15:restartNumberingAfterBreak="0">
+  <w:abstractNum w:abstractNumId="49" w15:restartNumberingAfterBreak="0">
     <w:nsid w:val="7BD574F6"/>
     <w:multiLevelType w:val="multilevel"/>
     <w:tmpl w:val="968E4BA6"/>
@@ -10270,7 +11597,7 @@
       </w:rPr>
     </w:lvl>
   </w:abstractNum>
-  <w:abstractNum w:abstractNumId="46" w15:restartNumberingAfterBreak="0">
+  <w:abstractNum w:abstractNumId="50" w15:restartNumberingAfterBreak="0">
     <w:nsid w:val="7D3D50CD"/>
     <w:multiLevelType w:val="multilevel"/>
     <w:tmpl w:val="0A28EC94"/>
@@ -10423,112 +11750,112 @@
     <w:abstractNumId w:val="2"/>
   </w:num>
   <w:num w:numId="2" w16cid:durableId="1971280036">
-    <w:abstractNumId w:val="39"/>
+    <w:abstractNumId w:val="42"/>
   </w:num>
   <w:num w:numId="3" w16cid:durableId="1854605560">
-    <w:abstractNumId w:val="22"/>
+    <w:abstractNumId w:val="25"/>
   </w:num>
   <w:num w:numId="4" w16cid:durableId="82533282">
-    <w:abstractNumId w:val="17"/>
+    <w:abstractNumId w:val="19"/>
   </w:num>
   <w:num w:numId="5" w16cid:durableId="1731884962">
     <w:abstractNumId w:val="9"/>
   </w:num>
   <w:num w:numId="6" w16cid:durableId="1925526819">
-    <w:abstractNumId w:val="32"/>
+    <w:abstractNumId w:val="35"/>
   </w:num>
   <w:num w:numId="7" w16cid:durableId="992828315">
-    <w:abstractNumId w:val="21"/>
+    <w:abstractNumId w:val="23"/>
   </w:num>
   <w:num w:numId="8" w16cid:durableId="815924629">
-    <w:abstractNumId w:val="11"/>
+    <w:abstractNumId w:val="12"/>
   </w:num>
   <w:num w:numId="9" w16cid:durableId="1720933906">
-    <w:abstractNumId w:val="30"/>
+    <w:abstractNumId w:val="33"/>
   </w:num>
   <w:num w:numId="10" w16cid:durableId="358287118">
     <w:abstractNumId w:val="5"/>
   </w:num>
   <w:num w:numId="11" w16cid:durableId="848954808">
-    <w:abstractNumId w:val="26"/>
+    <w:abstractNumId w:val="29"/>
   </w:num>
   <w:num w:numId="12" w16cid:durableId="305015197">
     <w:abstractNumId w:val="6"/>
   </w:num>
   <w:num w:numId="13" w16cid:durableId="287048230">
-    <w:abstractNumId w:val="14"/>
+    <w:abstractNumId w:val="16"/>
   </w:num>
   <w:num w:numId="14" w16cid:durableId="2053191413">
     <w:abstractNumId w:val="7"/>
   </w:num>
   <w:num w:numId="15" w16cid:durableId="1571160394">
-    <w:abstractNumId w:val="12"/>
+    <w:abstractNumId w:val="13"/>
   </w:num>
   <w:num w:numId="16" w16cid:durableId="620495406">
-    <w:abstractNumId w:val="13"/>
+    <w:abstractNumId w:val="14"/>
   </w:num>
   <w:num w:numId="17" w16cid:durableId="1214852549">
-    <w:abstractNumId w:val="45"/>
+    <w:abstractNumId w:val="49"/>
   </w:num>
   <w:num w:numId="18" w16cid:durableId="1152331446">
     <w:abstractNumId w:val="3"/>
   </w:num>
   <w:num w:numId="19" w16cid:durableId="1258320927">
-    <w:abstractNumId w:val="20"/>
+    <w:abstractNumId w:val="22"/>
   </w:num>
   <w:num w:numId="20" w16cid:durableId="1384674146">
-    <w:abstractNumId w:val="41"/>
+    <w:abstractNumId w:val="44"/>
   </w:num>
   <w:num w:numId="21" w16cid:durableId="640766259">
-    <w:abstractNumId w:val="25"/>
+    <w:abstractNumId w:val="28"/>
   </w:num>
   <w:num w:numId="22" w16cid:durableId="536284516">
-    <w:abstractNumId w:val="28"/>
+    <w:abstractNumId w:val="31"/>
   </w:num>
   <w:num w:numId="23" w16cid:durableId="807628943">
-    <w:abstractNumId w:val="33"/>
+    <w:abstractNumId w:val="36"/>
   </w:num>
   <w:num w:numId="24" w16cid:durableId="1116368618">
-    <w:abstractNumId w:val="46"/>
+    <w:abstractNumId w:val="50"/>
   </w:num>
   <w:num w:numId="25" w16cid:durableId="1255548227">
-    <w:abstractNumId w:val="34"/>
+    <w:abstractNumId w:val="37"/>
   </w:num>
   <w:num w:numId="26" w16cid:durableId="212734637">
-    <w:abstractNumId w:val="23"/>
+    <w:abstractNumId w:val="26"/>
   </w:num>
   <w:num w:numId="27" w16cid:durableId="817308806">
     <w:abstractNumId w:val="10"/>
   </w:num>
   <w:num w:numId="28" w16cid:durableId="1454862728">
-    <w:abstractNumId w:val="35"/>
+    <w:abstractNumId w:val="38"/>
   </w:num>
   <w:num w:numId="29" w16cid:durableId="76245251">
-    <w:abstractNumId w:val="18"/>
+    <w:abstractNumId w:val="20"/>
   </w:num>
   <w:num w:numId="30" w16cid:durableId="577635176">
-    <w:abstractNumId w:val="42"/>
+    <w:abstractNumId w:val="46"/>
   </w:num>
   <w:num w:numId="31" w16cid:durableId="1810855739">
-    <w:abstractNumId w:val="38"/>
+    <w:abstractNumId w:val="41"/>
   </w:num>
   <w:num w:numId="32" w16cid:durableId="1911185986">
-    <w:abstractNumId w:val="31"/>
+    <w:abstractNumId w:val="34"/>
   </w:num>
   <w:num w:numId="33" w16cid:durableId="2069721885">
-    <w:abstractNumId w:val="29"/>
+    <w:abstractNumId w:val="32"/>
   </w:num>
   <w:num w:numId="34" w16cid:durableId="568001454">
-    <w:abstractNumId w:val="37"/>
+    <w:abstractNumId w:val="40"/>
   </w:num>
   <w:num w:numId="35" w16cid:durableId="1758483449">
-    <w:abstractNumId w:val="27"/>
+    <w:abstractNumId w:val="30"/>
   </w:num>
   <w:num w:numId="36" w16cid:durableId="1897426651">
-    <w:abstractNumId w:val="19"/>
+    <w:abstractNumId w:val="21"/>
   </w:num>
   <w:num w:numId="37" w16cid:durableId="610937524">
-    <w:abstractNumId w:val="16"/>
+    <w:abstractNumId w:val="18"/>
   </w:num>
   <w:num w:numId="38" w16cid:durableId="1917278661">
     <w:abstractNumId w:val="0"/>
@@ -10540,24 +11867,36 @@
     <w:abstractNumId w:val="4"/>
   </w:num>
   <w:num w:numId="41" w16cid:durableId="1546024910">
-    <w:abstractNumId w:val="43"/>
+    <w:abstractNumId w:val="47"/>
   </w:num>
   <w:num w:numId="42" w16cid:durableId="1614436156">
-    <w:abstractNumId w:val="44"/>
+    <w:abstractNumId w:val="48"/>
   </w:num>
   <w:num w:numId="43" w16cid:durableId="447352779">
-    <w:abstractNumId w:val="40"/>
+    <w:abstractNumId w:val="43"/>
   </w:num>
   <w:num w:numId="44" w16cid:durableId="985354964">
     <w:abstractNumId w:val="1"/>
   </w:num>
   <w:num w:numId="45" w16cid:durableId="594824727">
-    <w:abstractNumId w:val="36"/>
+    <w:abstractNumId w:val="39"/>
   </w:num>
   <w:num w:numId="46" w16cid:durableId="2031490974">
+    <w:abstractNumId w:val="27"/>
+  </w:num>
+  <w:num w:numId="47" w16cid:durableId="1890529589">
+    <w:abstractNumId w:val="17"/>
+  </w:num>
+  <w:num w:numId="48" w16cid:durableId="1132940600">
     <w:abstractNumId w:val="24"/>
   </w:num>
-  <w:num w:numId="47" w16cid:durableId="1890529589">
+  <w:num w:numId="49" w16cid:durableId="241259538">
+    <w:abstractNumId w:val="11"/>
+  </w:num>
+  <w:num w:numId="50" w16cid:durableId="1138570160">
+    <w:abstractNumId w:val="45"/>
+  </w:num>
+  <w:num w:numId="51" w16cid:durableId="600837228">
     <w:abstractNumId w:val="15"/>
   </w:num>
 </w:numbering>
@@ -11007,6 +12346,29 @@
       <w:szCs w:val="26"/>
     </w:rPr>
   </w:style>
+  <w:style w:type="paragraph" w:styleId="Heading4">
+    <w:name w:val="heading 4"/>
+    <w:basedOn w:val="Normal"/>
+    <w:next w:val="Normal"/>
+    <w:link w:val="Heading4Char"/>
+    <w:uiPriority w:val="9"/>
+    <w:semiHidden/>
+    <w:unhideWhenUsed/>
+    <w:qFormat/>
+    <w:rsid w:val="0081357A"/>
+    <w:pPr>
+      <w:keepNext/>
+      <w:keepLines/>
+      <w:spacing w:before="40" w:after="0"/>
+      <w:outlineLvl w:val="3"/>
+    </w:pPr>
+    <w:rPr>
+      <w:rFonts w:asciiTheme="majorHAnsi" w:eastAsiaTheme="majorEastAsia" w:hAnsiTheme="majorHAnsi" w:cstheme="majorBidi"/>
+      <w:i/>
+      <w:iCs/>
+      <w:color w:val="2F5496" w:themeColor="accent1" w:themeShade="BF"/>
+    </w:rPr>
+  </w:style>
   <w:style w:type="character" w:default="1" w:styleId="DefaultParagraphFont">
     <w:name w:val="Default Paragraph Font"/>
     <w:uiPriority w:val="1"/>
@@ -11092,6 +12454,86 @@
       <w:ind w:left="720"/>
       <w:contextualSpacing/>
     </w:pPr>
+  </w:style>
+  <w:style w:type="character" w:customStyle="1" w:styleId="Heading4Char">
+    <w:name w:val="Heading 4 Char"/>
+    <w:basedOn w:val="DefaultParagraphFont"/>
+    <w:link w:val="Heading4"/>
+    <w:uiPriority w:val="9"/>
+    <w:semiHidden/>
+    <w:rsid w:val="0081357A"/>
+    <w:rPr>
+      <w:rFonts w:asciiTheme="majorHAnsi" w:eastAsiaTheme="majorEastAsia" w:hAnsiTheme="majorHAnsi" w:cstheme="majorBidi"/>
+      <w:i/>
+      <w:iCs/>
+      <w:color w:val="2F5496" w:themeColor="accent1" w:themeShade="BF"/>
+    </w:rPr>
+  </w:style>
+  <w:style w:type="paragraph" w:styleId="Quote">
+    <w:name w:val="Quote"/>
+    <w:basedOn w:val="Normal"/>
+    <w:next w:val="Normal"/>
+    <w:link w:val="QuoteChar"/>
+    <w:uiPriority w:val="29"/>
+    <w:qFormat/>
+    <w:rsid w:val="00EB2B20"/>
+    <w:pPr>
+      <w:spacing w:before="200"/>
+      <w:ind w:left="864" w:right="864"/>
+      <w:jc w:val="center"/>
+    </w:pPr>
+    <w:rPr>
+      <w:i/>
+      <w:iCs/>
+      <w:color w:val="404040" w:themeColor="text1" w:themeTint="BF"/>
+    </w:rPr>
+  </w:style>
+  <w:style w:type="character" w:customStyle="1" w:styleId="QuoteChar">
+    <w:name w:val="Quote Char"/>
+    <w:basedOn w:val="DefaultParagraphFont"/>
+    <w:link w:val="Quote"/>
+    <w:uiPriority w:val="29"/>
+    <w:rsid w:val="00EB2B20"/>
+    <w:rPr>
+      <w:i/>
+      <w:iCs/>
+      <w:color w:val="404040" w:themeColor="text1" w:themeTint="BF"/>
+    </w:rPr>
+  </w:style>
+  <w:style w:type="character" w:styleId="Emphasis">
+    <w:name w:val="Emphasis"/>
+    <w:basedOn w:val="DefaultParagraphFont"/>
+    <w:uiPriority w:val="20"/>
+    <w:qFormat/>
+    <w:rsid w:val="00FF70B9"/>
+    <w:rPr>
+      <w:i/>
+      <w:iCs/>
+    </w:rPr>
+  </w:style>
+  <w:style w:type="character" w:styleId="IntenseEmphasis">
+    <w:name w:val="Intense Emphasis"/>
+    <w:basedOn w:val="DefaultParagraphFont"/>
+    <w:uiPriority w:val="21"/>
+    <w:qFormat/>
+    <w:rsid w:val="001459B3"/>
+    <w:rPr>
+      <w:i/>
+      <w:iCs/>
+      <w:color w:val="4472C4" w:themeColor="accent1"/>
+    </w:rPr>
+  </w:style>
+  <w:style w:type="character" w:styleId="SubtleEmphasis">
+    <w:name w:val="Subtle Emphasis"/>
+    <w:basedOn w:val="DefaultParagraphFont"/>
+    <w:uiPriority w:val="19"/>
+    <w:qFormat/>
+    <w:rsid w:val="007A2A51"/>
+    <w:rPr>
+      <w:i/>
+      <w:iCs/>
+      <w:color w:val="404040" w:themeColor="text1" w:themeTint="BF"/>
+    </w:rPr>
   </w:style>
 </w:styles>
 </file>
